--- a/Predlog rešenja MPMTransport-Proces upravljanja troškovima (Mihajlo Todorović 020-2024).docx
+++ b/Predlog rešenja MPMTransport-Proces upravljanja troškovima (Mihajlo Todorović 020-2024).docx
@@ -11,7 +11,7 @@
           <w:noProof/>
         </w:rPr>
         <w:drawing>
-          <wp:inline distT="0" distB="0" distL="0" distR="0" wp14:anchorId="2912FED7" wp14:editId="4FB73469">
+          <wp:inline distT="0" distB="0" distL="0" distR="0" wp14:anchorId="2912FED7" wp14:editId="06DBF205">
             <wp:extent cx="3667125" cy="800100"/>
             <wp:effectExtent l="0" t="0" r="9525" b="0"/>
             <wp:docPr id="1746750312" name="Picture 3" descr="A black background with white text&#10;&#10;AI-generated content may be incorrect."/>
@@ -236,35 +236,18 @@
       </w:r>
       <w:proofErr w:type="spellEnd"/>
       <w:r>
-        <w:t xml:space="preserve"> </w:t>
-      </w:r>
-      <w:proofErr w:type="spellStart"/>
-      <w:r>
-        <w:t>nastavnici</w:t>
-      </w:r>
-      <w:proofErr w:type="spellEnd"/>
+        <w:t xml:space="preserve"> nastavnici</w:t>
+      </w:r>
       <w:r>
         <w:t>:</w:t>
       </w:r>
       <w:r>
-        <w:t xml:space="preserve">                                       </w:t>
-      </w:r>
-      <w:r>
-        <w:t xml:space="preserve">                                                  </w:t>
-      </w:r>
-      <w:r>
-        <w:t xml:space="preserve">           Dr Vladimir Nedić,</w:t>
+        <w:t xml:space="preserve">                                                                                                    Dr Vladimir Nedić,</w:t>
       </w:r>
     </w:p>
     <w:p>
       <w:r>
-        <w:t xml:space="preserve">                                                    </w:t>
-      </w:r>
-      <w:r>
-        <w:t xml:space="preserve">                                          </w:t>
-      </w:r>
-      <w:r>
-        <w:t xml:space="preserve">                                              Saša Stamenović</w:t>
+        <w:t xml:space="preserve">                                                                                                                                            Saša Stamenović</w:t>
       </w:r>
     </w:p>
     <w:p/>
@@ -276,10 +259,7 @@
         <w:t>:</w:t>
       </w:r>
       <w:r>
-        <w:t xml:space="preserve">                                                                                                          </w:t>
-      </w:r>
-      <w:r>
-        <w:t>Mihajlo Todorović 020/2024</w:t>
+        <w:t xml:space="preserve">                                                                                                          Mihajlo Todorović 020/2024</w:t>
       </w:r>
     </w:p>
     <w:p/>
@@ -298,6 +278,15 @@
     </w:p>
     <w:sdt>
       <w:sdtPr>
+        <w:rPr>
+          <w:rFonts w:asciiTheme="minorHAnsi" w:eastAsiaTheme="minorHAnsi" w:hAnsiTheme="minorHAnsi" w:cstheme="minorBidi"/>
+          <w:b w:val="0"/>
+          <w:color w:val="auto"/>
+          <w:kern w:val="2"/>
+          <w:sz w:val="24"/>
+          <w:szCs w:val="24"/>
+          <w14:ligatures w14:val="standardContextual"/>
+        </w:rPr>
         <w:id w:val="-216975025"/>
         <w:docPartObj>
           <w:docPartGallery w:val="Table of Contents"/>
@@ -306,14 +295,8 @@
       </w:sdtPr>
       <w:sdtEndPr>
         <w:rPr>
-          <w:rFonts w:asciiTheme="minorHAnsi" w:eastAsiaTheme="minorHAnsi" w:hAnsiTheme="minorHAnsi" w:cstheme="minorBidi"/>
           <w:bCs/>
           <w:noProof/>
-          <w:color w:val="auto"/>
-          <w:kern w:val="2"/>
-          <w:sz w:val="24"/>
-          <w:szCs w:val="24"/>
-          <w14:ligatures w14:val="standardContextual"/>
         </w:rPr>
       </w:sdtEndPr>
       <w:sdtContent>
@@ -326,16 +309,31 @@
           </w:r>
         </w:p>
         <w:p>
-          <w:fldSimple w:instr=" TOC \o &quot;1-3&quot; \h \z \u ">
-            <w:r>
-              <w:rPr>
-                <w:b/>
-                <w:bCs/>
-                <w:noProof/>
-              </w:rPr>
-              <w:t>No table of contents entries found.</w:t>
-            </w:r>
-          </w:fldSimple>
+          <w:r>
+            <w:fldChar w:fldCharType="begin"/>
+          </w:r>
+          <w:r>
+            <w:instrText xml:space="preserve"> TOC \o "1-3" \h \z \u </w:instrText>
+          </w:r>
+          <w:r>
+            <w:fldChar w:fldCharType="separate"/>
+          </w:r>
+          <w:r>
+            <w:rPr>
+              <w:b/>
+              <w:bCs/>
+              <w:noProof/>
+            </w:rPr>
+            <w:t>No table of contents entries found.</w:t>
+          </w:r>
+          <w:r>
+            <w:rPr>
+              <w:b/>
+              <w:bCs/>
+              <w:noProof/>
+            </w:rPr>
+            <w:fldChar w:fldCharType="end"/>
+          </w:r>
         </w:p>
       </w:sdtContent>
     </w:sdt>
@@ -357,6 +355,1644 @@
         <w:t>UVOD</w:t>
       </w:r>
     </w:p>
+    <w:p>
+      <w:proofErr w:type="spellStart"/>
+      <w:r>
+        <w:t>Proces</w:t>
+      </w:r>
+      <w:proofErr w:type="spellEnd"/>
+      <w:r>
+        <w:t xml:space="preserve"> </w:t>
+      </w:r>
+      <w:proofErr w:type="spellStart"/>
+      <w:r>
+        <w:t>upravljanja</w:t>
+      </w:r>
+      <w:proofErr w:type="spellEnd"/>
+      <w:r>
+        <w:t xml:space="preserve"> </w:t>
+      </w:r>
+      <w:proofErr w:type="spellStart"/>
+      <w:r>
+        <w:t>troškovima</w:t>
+      </w:r>
+      <w:proofErr w:type="spellEnd"/>
+      <w:r>
+        <w:t xml:space="preserve"> u </w:t>
+      </w:r>
+      <w:proofErr w:type="spellStart"/>
+      <w:r>
+        <w:t>jednoj</w:t>
+      </w:r>
+      <w:proofErr w:type="spellEnd"/>
+      <w:r>
+        <w:t xml:space="preserve"> </w:t>
+      </w:r>
+      <w:proofErr w:type="spellStart"/>
+      <w:r>
+        <w:t>transportnoj</w:t>
+      </w:r>
+      <w:proofErr w:type="spellEnd"/>
+      <w:r>
+        <w:t xml:space="preserve"> </w:t>
+      </w:r>
+      <w:proofErr w:type="spellStart"/>
+      <w:r>
+        <w:t>kompaniji</w:t>
+      </w:r>
+      <w:proofErr w:type="spellEnd"/>
+      <w:r>
+        <w:t xml:space="preserve"> </w:t>
+      </w:r>
+      <w:proofErr w:type="spellStart"/>
+      <w:r>
+        <w:t>predstavlja</w:t>
+      </w:r>
+      <w:proofErr w:type="spellEnd"/>
+      <w:r>
+        <w:t xml:space="preserve"> </w:t>
+      </w:r>
+      <w:proofErr w:type="spellStart"/>
+      <w:r>
+        <w:t>organizovan</w:t>
+      </w:r>
+      <w:proofErr w:type="spellEnd"/>
+      <w:r>
+        <w:t xml:space="preserve"> </w:t>
+      </w:r>
+      <w:proofErr w:type="spellStart"/>
+      <w:r>
+        <w:t>skup</w:t>
+      </w:r>
+      <w:proofErr w:type="spellEnd"/>
+      <w:r>
+        <w:t xml:space="preserve"> </w:t>
+      </w:r>
+      <w:proofErr w:type="spellStart"/>
+      <w:r>
+        <w:t>aktivnosti</w:t>
+      </w:r>
+      <w:proofErr w:type="spellEnd"/>
+      <w:r>
+        <w:t xml:space="preserve"> </w:t>
+      </w:r>
+      <w:proofErr w:type="spellStart"/>
+      <w:r>
+        <w:t>kojima</w:t>
+      </w:r>
+      <w:proofErr w:type="spellEnd"/>
+      <w:r>
+        <w:t xml:space="preserve"> se </w:t>
+      </w:r>
+      <w:proofErr w:type="spellStart"/>
+      <w:r>
+        <w:t>obezbeđuje</w:t>
+      </w:r>
+      <w:proofErr w:type="spellEnd"/>
+      <w:r>
+        <w:t xml:space="preserve"> da </w:t>
+      </w:r>
+      <w:proofErr w:type="spellStart"/>
+      <w:r>
+        <w:t>svi</w:t>
+      </w:r>
+      <w:proofErr w:type="spellEnd"/>
+      <w:r>
+        <w:t xml:space="preserve"> </w:t>
+      </w:r>
+      <w:proofErr w:type="spellStart"/>
+      <w:r>
+        <w:t>troškovi</w:t>
+      </w:r>
+      <w:proofErr w:type="spellEnd"/>
+      <w:r>
+        <w:t xml:space="preserve"> </w:t>
+      </w:r>
+      <w:proofErr w:type="spellStart"/>
+      <w:r>
+        <w:t>poslovanja</w:t>
+      </w:r>
+      <w:proofErr w:type="spellEnd"/>
+      <w:r>
+        <w:t xml:space="preserve"> (</w:t>
+      </w:r>
+      <w:proofErr w:type="spellStart"/>
+      <w:r>
+        <w:t>gorivo</w:t>
+      </w:r>
+      <w:proofErr w:type="spellEnd"/>
+      <w:r>
+        <w:t xml:space="preserve">, </w:t>
+      </w:r>
+      <w:proofErr w:type="spellStart"/>
+      <w:r>
+        <w:t>održavanje</w:t>
+      </w:r>
+      <w:proofErr w:type="spellEnd"/>
+      <w:r>
+        <w:t xml:space="preserve"> </w:t>
+      </w:r>
+      <w:proofErr w:type="spellStart"/>
+      <w:r>
+        <w:t>vozila</w:t>
+      </w:r>
+      <w:proofErr w:type="spellEnd"/>
+      <w:r>
+        <w:t xml:space="preserve">, </w:t>
+      </w:r>
+      <w:proofErr w:type="spellStart"/>
+      <w:r>
+        <w:t>gume</w:t>
+      </w:r>
+      <w:proofErr w:type="spellEnd"/>
+      <w:r>
+        <w:t xml:space="preserve">, plate, </w:t>
+      </w:r>
+      <w:proofErr w:type="spellStart"/>
+      <w:r>
+        <w:t>osiguranje</w:t>
+      </w:r>
+      <w:proofErr w:type="spellEnd"/>
+      <w:r>
+        <w:t xml:space="preserve">, </w:t>
+      </w:r>
+      <w:proofErr w:type="spellStart"/>
+      <w:r>
+        <w:t>putni</w:t>
+      </w:r>
+      <w:proofErr w:type="spellEnd"/>
+      <w:r>
+        <w:t xml:space="preserve"> </w:t>
+      </w:r>
+      <w:proofErr w:type="spellStart"/>
+      <w:r>
+        <w:t>troškovi</w:t>
+      </w:r>
+      <w:proofErr w:type="spellEnd"/>
+      <w:r>
+        <w:t xml:space="preserve"> </w:t>
+      </w:r>
+      <w:proofErr w:type="spellStart"/>
+      <w:r>
+        <w:t>i</w:t>
+      </w:r>
+      <w:proofErr w:type="spellEnd"/>
+      <w:r>
+        <w:t xml:space="preserve"> </w:t>
+      </w:r>
+      <w:proofErr w:type="spellStart"/>
+      <w:r>
+        <w:t>ostali</w:t>
+      </w:r>
+      <w:proofErr w:type="spellEnd"/>
+      <w:r>
+        <w:t xml:space="preserve"> </w:t>
+      </w:r>
+      <w:proofErr w:type="spellStart"/>
+      <w:r>
+        <w:t>operativni</w:t>
+      </w:r>
+      <w:proofErr w:type="spellEnd"/>
+      <w:r>
+        <w:t xml:space="preserve"> </w:t>
+      </w:r>
+      <w:proofErr w:type="spellStart"/>
+      <w:r>
+        <w:t>izdaci</w:t>
+      </w:r>
+      <w:proofErr w:type="spellEnd"/>
+      <w:r>
+        <w:t xml:space="preserve">) </w:t>
+      </w:r>
+      <w:proofErr w:type="spellStart"/>
+      <w:r>
+        <w:t>budu</w:t>
+      </w:r>
+      <w:proofErr w:type="spellEnd"/>
+      <w:r>
+        <w:t xml:space="preserve"> </w:t>
+      </w:r>
+      <w:proofErr w:type="spellStart"/>
+      <w:r>
+        <w:t>pravovremeno</w:t>
+      </w:r>
+      <w:proofErr w:type="spellEnd"/>
+      <w:r>
+        <w:t xml:space="preserve"> </w:t>
+      </w:r>
+      <w:proofErr w:type="spellStart"/>
+      <w:r>
+        <w:t>evidentirani</w:t>
+      </w:r>
+      <w:proofErr w:type="spellEnd"/>
+      <w:r>
+        <w:t xml:space="preserve">, </w:t>
+      </w:r>
+      <w:proofErr w:type="spellStart"/>
+      <w:r>
+        <w:t>kontrolisani</w:t>
+      </w:r>
+      <w:proofErr w:type="spellEnd"/>
+      <w:r>
+        <w:t xml:space="preserve"> </w:t>
+      </w:r>
+      <w:proofErr w:type="spellStart"/>
+      <w:r>
+        <w:t>i</w:t>
+      </w:r>
+      <w:proofErr w:type="spellEnd"/>
+      <w:r>
+        <w:t xml:space="preserve"> </w:t>
+      </w:r>
+      <w:proofErr w:type="spellStart"/>
+      <w:r>
+        <w:t>analizirani</w:t>
+      </w:r>
+      <w:proofErr w:type="spellEnd"/>
+      <w:r>
+        <w:t xml:space="preserve"> u </w:t>
+      </w:r>
+      <w:proofErr w:type="spellStart"/>
+      <w:r>
+        <w:t>odnosu</w:t>
+      </w:r>
+      <w:proofErr w:type="spellEnd"/>
+      <w:r>
+        <w:t xml:space="preserve"> </w:t>
+      </w:r>
+      <w:proofErr w:type="spellStart"/>
+      <w:r>
+        <w:t>na</w:t>
+      </w:r>
+      <w:proofErr w:type="spellEnd"/>
+      <w:r>
+        <w:t xml:space="preserve"> </w:t>
+      </w:r>
+      <w:proofErr w:type="spellStart"/>
+      <w:r>
+        <w:t>planirane</w:t>
+      </w:r>
+      <w:proofErr w:type="spellEnd"/>
+      <w:r>
+        <w:t xml:space="preserve"> </w:t>
+      </w:r>
+      <w:proofErr w:type="spellStart"/>
+      <w:r>
+        <w:t>vrednosti</w:t>
+      </w:r>
+      <w:proofErr w:type="spellEnd"/>
+      <w:r>
+        <w:t xml:space="preserve">, </w:t>
+      </w:r>
+      <w:proofErr w:type="spellStart"/>
+      <w:r>
+        <w:t>uz</w:t>
+      </w:r>
+      <w:proofErr w:type="spellEnd"/>
+      <w:r>
+        <w:t xml:space="preserve"> </w:t>
+      </w:r>
+      <w:proofErr w:type="spellStart"/>
+      <w:r>
+        <w:t>cilj</w:t>
+      </w:r>
+      <w:proofErr w:type="spellEnd"/>
+      <w:r>
+        <w:t xml:space="preserve"> da se </w:t>
+      </w:r>
+      <w:proofErr w:type="spellStart"/>
+      <w:r>
+        <w:t>poslovanje</w:t>
+      </w:r>
+      <w:proofErr w:type="spellEnd"/>
+      <w:r>
+        <w:t xml:space="preserve"> </w:t>
+      </w:r>
+      <w:proofErr w:type="spellStart"/>
+      <w:r>
+        <w:t>odvija</w:t>
+      </w:r>
+      <w:proofErr w:type="spellEnd"/>
+      <w:r>
+        <w:t xml:space="preserve"> </w:t>
+      </w:r>
+      <w:proofErr w:type="spellStart"/>
+      <w:r>
+        <w:t>što</w:t>
+      </w:r>
+      <w:proofErr w:type="spellEnd"/>
+      <w:r>
+        <w:t xml:space="preserve"> </w:t>
+      </w:r>
+      <w:proofErr w:type="spellStart"/>
+      <w:r>
+        <w:t>ekonomičnije</w:t>
+      </w:r>
+      <w:proofErr w:type="spellEnd"/>
+      <w:r>
+        <w:t xml:space="preserve"> </w:t>
+      </w:r>
+      <w:proofErr w:type="spellStart"/>
+      <w:r>
+        <w:t>i</w:t>
+      </w:r>
+      <w:proofErr w:type="spellEnd"/>
+      <w:r>
+        <w:t xml:space="preserve"> </w:t>
+      </w:r>
+      <w:proofErr w:type="spellStart"/>
+      <w:r>
+        <w:t>profitabilnije</w:t>
+      </w:r>
+      <w:proofErr w:type="spellEnd"/>
+      <w:r>
+        <w:t>.</w:t>
+      </w:r>
+    </w:p>
+    <w:p>
+      <w:r>
+        <w:t xml:space="preserve">U </w:t>
+      </w:r>
+      <w:proofErr w:type="spellStart"/>
+      <w:r>
+        <w:t>transportnoj</w:t>
+      </w:r>
+      <w:proofErr w:type="spellEnd"/>
+      <w:r>
+        <w:t xml:space="preserve"> </w:t>
+      </w:r>
+      <w:proofErr w:type="spellStart"/>
+      <w:r>
+        <w:t>kompaniji</w:t>
+      </w:r>
+      <w:proofErr w:type="spellEnd"/>
+      <w:r>
+        <w:t xml:space="preserve">, </w:t>
+      </w:r>
+      <w:proofErr w:type="spellStart"/>
+      <w:r>
+        <w:t>gde</w:t>
+      </w:r>
+      <w:proofErr w:type="spellEnd"/>
+      <w:r>
+        <w:t xml:space="preserve"> </w:t>
+      </w:r>
+      <w:proofErr w:type="spellStart"/>
+      <w:r>
+        <w:t>vozni</w:t>
+      </w:r>
+      <w:proofErr w:type="spellEnd"/>
+      <w:r>
+        <w:t xml:space="preserve"> park </w:t>
+      </w:r>
+      <w:proofErr w:type="spellStart"/>
+      <w:r>
+        <w:t>predstavlja</w:t>
+      </w:r>
+      <w:proofErr w:type="spellEnd"/>
+      <w:r>
+        <w:t xml:space="preserve"> </w:t>
+      </w:r>
+      <w:proofErr w:type="spellStart"/>
+      <w:r>
+        <w:t>najveći</w:t>
+      </w:r>
+      <w:proofErr w:type="spellEnd"/>
+      <w:r>
+        <w:t xml:space="preserve"> </w:t>
+      </w:r>
+      <w:proofErr w:type="spellStart"/>
+      <w:r>
+        <w:t>izvor</w:t>
+      </w:r>
+      <w:proofErr w:type="spellEnd"/>
+      <w:r>
+        <w:t xml:space="preserve"> </w:t>
+      </w:r>
+      <w:proofErr w:type="spellStart"/>
+      <w:r>
+        <w:t>troškova</w:t>
+      </w:r>
+      <w:proofErr w:type="spellEnd"/>
+      <w:r>
+        <w:t xml:space="preserve"> a </w:t>
+      </w:r>
+      <w:proofErr w:type="spellStart"/>
+      <w:r>
+        <w:t>margine</w:t>
+      </w:r>
+      <w:proofErr w:type="spellEnd"/>
+      <w:r>
+        <w:t xml:space="preserve"> po </w:t>
+      </w:r>
+      <w:proofErr w:type="spellStart"/>
+      <w:r>
+        <w:t>isporuci</w:t>
+      </w:r>
+      <w:proofErr w:type="spellEnd"/>
+      <w:r>
+        <w:t xml:space="preserve"> </w:t>
+      </w:r>
+      <w:proofErr w:type="spellStart"/>
+      <w:r>
+        <w:t>su</w:t>
+      </w:r>
+      <w:proofErr w:type="spellEnd"/>
+      <w:r>
+        <w:t xml:space="preserve"> </w:t>
+      </w:r>
+      <w:proofErr w:type="spellStart"/>
+      <w:r>
+        <w:t>često</w:t>
+      </w:r>
+      <w:proofErr w:type="spellEnd"/>
+      <w:r>
+        <w:t xml:space="preserve"> male, </w:t>
+      </w:r>
+      <w:proofErr w:type="spellStart"/>
+      <w:r>
+        <w:t>ovaj</w:t>
+      </w:r>
+      <w:proofErr w:type="spellEnd"/>
+      <w:r>
+        <w:t xml:space="preserve"> </w:t>
+      </w:r>
+      <w:proofErr w:type="spellStart"/>
+      <w:r>
+        <w:t>proces</w:t>
+      </w:r>
+      <w:proofErr w:type="spellEnd"/>
+      <w:r>
+        <w:t xml:space="preserve"> </w:t>
+      </w:r>
+      <w:proofErr w:type="spellStart"/>
+      <w:r>
+        <w:t>ima</w:t>
+      </w:r>
+      <w:proofErr w:type="spellEnd"/>
+      <w:r>
+        <w:t xml:space="preserve"> </w:t>
+      </w:r>
+      <w:proofErr w:type="spellStart"/>
+      <w:r>
+        <w:t>poseban</w:t>
+      </w:r>
+      <w:proofErr w:type="spellEnd"/>
+      <w:r>
+        <w:t xml:space="preserve"> </w:t>
+      </w:r>
+      <w:proofErr w:type="spellStart"/>
+      <w:r>
+        <w:t>značaj</w:t>
+      </w:r>
+      <w:proofErr w:type="spellEnd"/>
+      <w:r>
+        <w:t xml:space="preserve">. </w:t>
+      </w:r>
+      <w:proofErr w:type="spellStart"/>
+      <w:r>
+        <w:t>Nedostatak</w:t>
+      </w:r>
+      <w:proofErr w:type="spellEnd"/>
+      <w:r>
+        <w:t xml:space="preserve"> </w:t>
+      </w:r>
+      <w:proofErr w:type="spellStart"/>
+      <w:r>
+        <w:t>kontrole</w:t>
+      </w:r>
+      <w:proofErr w:type="spellEnd"/>
+      <w:r>
+        <w:t xml:space="preserve"> </w:t>
+      </w:r>
+      <w:proofErr w:type="spellStart"/>
+      <w:r>
+        <w:t>troškova</w:t>
+      </w:r>
+      <w:proofErr w:type="spellEnd"/>
+      <w:r>
+        <w:t xml:space="preserve"> </w:t>
+      </w:r>
+      <w:proofErr w:type="spellStart"/>
+      <w:r>
+        <w:t>može</w:t>
+      </w:r>
+      <w:proofErr w:type="spellEnd"/>
+      <w:r>
+        <w:t xml:space="preserve"> </w:t>
+      </w:r>
+      <w:proofErr w:type="spellStart"/>
+      <w:r>
+        <w:t>dovesti</w:t>
+      </w:r>
+      <w:proofErr w:type="spellEnd"/>
+      <w:r>
+        <w:t xml:space="preserve"> do toga da </w:t>
+      </w:r>
+      <w:proofErr w:type="spellStart"/>
+      <w:r>
+        <w:t>kompanija</w:t>
+      </w:r>
+      <w:proofErr w:type="spellEnd"/>
+      <w:r>
+        <w:t xml:space="preserve"> ne </w:t>
+      </w:r>
+      <w:proofErr w:type="spellStart"/>
+      <w:r>
+        <w:t>primeti</w:t>
+      </w:r>
+      <w:proofErr w:type="spellEnd"/>
+      <w:r>
+        <w:t xml:space="preserve"> </w:t>
+      </w:r>
+      <w:proofErr w:type="spellStart"/>
+      <w:r>
+        <w:t>na</w:t>
+      </w:r>
+      <w:proofErr w:type="spellEnd"/>
+      <w:r>
+        <w:t xml:space="preserve"> </w:t>
+      </w:r>
+      <w:proofErr w:type="spellStart"/>
+      <w:r>
+        <w:t>vreme</w:t>
+      </w:r>
+      <w:proofErr w:type="spellEnd"/>
+      <w:r>
+        <w:t xml:space="preserve"> </w:t>
+      </w:r>
+      <w:proofErr w:type="spellStart"/>
+      <w:r>
+        <w:t>prekoračenje</w:t>
+      </w:r>
+      <w:proofErr w:type="spellEnd"/>
+      <w:r>
+        <w:t xml:space="preserve"> </w:t>
+      </w:r>
+      <w:proofErr w:type="spellStart"/>
+      <w:r>
+        <w:t>budžeta</w:t>
+      </w:r>
+      <w:proofErr w:type="spellEnd"/>
+      <w:r>
+        <w:t xml:space="preserve"> za </w:t>
+      </w:r>
+      <w:proofErr w:type="spellStart"/>
+      <w:r>
+        <w:t>gorivo</w:t>
+      </w:r>
+      <w:proofErr w:type="spellEnd"/>
+      <w:r>
+        <w:t xml:space="preserve"> </w:t>
+      </w:r>
+      <w:proofErr w:type="spellStart"/>
+      <w:r>
+        <w:t>ili</w:t>
+      </w:r>
+      <w:proofErr w:type="spellEnd"/>
+      <w:r>
+        <w:t xml:space="preserve"> </w:t>
+      </w:r>
+      <w:proofErr w:type="spellStart"/>
+      <w:r>
+        <w:t>održavanje</w:t>
+      </w:r>
+      <w:proofErr w:type="spellEnd"/>
+      <w:r>
+        <w:t xml:space="preserve">, </w:t>
+      </w:r>
+      <w:proofErr w:type="spellStart"/>
+      <w:r>
+        <w:t>što</w:t>
+      </w:r>
+      <w:proofErr w:type="spellEnd"/>
+      <w:r>
+        <w:t xml:space="preserve"> </w:t>
+      </w:r>
+      <w:proofErr w:type="spellStart"/>
+      <w:r>
+        <w:t>direktno</w:t>
+      </w:r>
+      <w:proofErr w:type="spellEnd"/>
+      <w:r>
+        <w:t xml:space="preserve"> </w:t>
+      </w:r>
+      <w:proofErr w:type="spellStart"/>
+      <w:r>
+        <w:t>smanjuje</w:t>
+      </w:r>
+      <w:proofErr w:type="spellEnd"/>
+      <w:r>
+        <w:t xml:space="preserve"> </w:t>
+      </w:r>
+      <w:proofErr w:type="spellStart"/>
+      <w:r>
+        <w:t>profitabilnost</w:t>
+      </w:r>
+      <w:proofErr w:type="spellEnd"/>
+      <w:r>
+        <w:t xml:space="preserve"> </w:t>
+      </w:r>
+      <w:proofErr w:type="spellStart"/>
+      <w:r>
+        <w:t>i</w:t>
+      </w:r>
+      <w:proofErr w:type="spellEnd"/>
+      <w:r>
+        <w:t xml:space="preserve"> </w:t>
+      </w:r>
+      <w:proofErr w:type="spellStart"/>
+      <w:r>
+        <w:t>konkurentnost</w:t>
+      </w:r>
+      <w:proofErr w:type="spellEnd"/>
+      <w:r>
+        <w:t xml:space="preserve"> </w:t>
+      </w:r>
+      <w:proofErr w:type="spellStart"/>
+      <w:r>
+        <w:t>na</w:t>
+      </w:r>
+      <w:proofErr w:type="spellEnd"/>
+      <w:r>
+        <w:t xml:space="preserve"> </w:t>
+      </w:r>
+      <w:proofErr w:type="spellStart"/>
+      <w:r>
+        <w:t>tržištu</w:t>
+      </w:r>
+      <w:proofErr w:type="spellEnd"/>
+      <w:r>
+        <w:t xml:space="preserve">. Sa </w:t>
+      </w:r>
+      <w:proofErr w:type="spellStart"/>
+      <w:r>
+        <w:t>druge</w:t>
+      </w:r>
+      <w:proofErr w:type="spellEnd"/>
+      <w:r>
+        <w:t xml:space="preserve"> </w:t>
+      </w:r>
+      <w:proofErr w:type="spellStart"/>
+      <w:r>
+        <w:t>strane</w:t>
+      </w:r>
+      <w:proofErr w:type="spellEnd"/>
+      <w:r>
+        <w:t xml:space="preserve">, bez </w:t>
+      </w:r>
+      <w:proofErr w:type="spellStart"/>
+      <w:r>
+        <w:t>sistematskog</w:t>
+      </w:r>
+      <w:proofErr w:type="spellEnd"/>
+      <w:r>
+        <w:t xml:space="preserve"> </w:t>
+      </w:r>
+      <w:proofErr w:type="spellStart"/>
+      <w:r>
+        <w:t>praćenja</w:t>
+      </w:r>
+      <w:proofErr w:type="spellEnd"/>
+      <w:r>
+        <w:t xml:space="preserve"> </w:t>
+      </w:r>
+      <w:proofErr w:type="spellStart"/>
+      <w:r>
+        <w:t>i</w:t>
+      </w:r>
+      <w:proofErr w:type="spellEnd"/>
+      <w:r>
+        <w:t xml:space="preserve"> </w:t>
+      </w:r>
+      <w:proofErr w:type="spellStart"/>
+      <w:r>
+        <w:t>analize</w:t>
+      </w:r>
+      <w:proofErr w:type="spellEnd"/>
+      <w:r>
+        <w:t xml:space="preserve">, </w:t>
+      </w:r>
+      <w:proofErr w:type="spellStart"/>
+      <w:r>
+        <w:t>menadžment</w:t>
+      </w:r>
+      <w:proofErr w:type="spellEnd"/>
+      <w:r>
+        <w:t xml:space="preserve"> </w:t>
+      </w:r>
+      <w:proofErr w:type="spellStart"/>
+      <w:r>
+        <w:t>nema</w:t>
+      </w:r>
+      <w:proofErr w:type="spellEnd"/>
+      <w:r>
+        <w:t xml:space="preserve"> </w:t>
+      </w:r>
+      <w:proofErr w:type="spellStart"/>
+      <w:r>
+        <w:t>osnovu</w:t>
+      </w:r>
+      <w:proofErr w:type="spellEnd"/>
+      <w:r>
+        <w:t xml:space="preserve"> za </w:t>
+      </w:r>
+      <w:proofErr w:type="spellStart"/>
+      <w:r>
+        <w:t>donošenje</w:t>
+      </w:r>
+      <w:proofErr w:type="spellEnd"/>
+      <w:r>
+        <w:t xml:space="preserve"> </w:t>
+      </w:r>
+      <w:proofErr w:type="spellStart"/>
+      <w:r>
+        <w:t>pravih</w:t>
+      </w:r>
+      <w:proofErr w:type="spellEnd"/>
+      <w:r>
+        <w:t xml:space="preserve"> </w:t>
+      </w:r>
+      <w:proofErr w:type="spellStart"/>
+      <w:r>
+        <w:t>poslovnih</w:t>
+      </w:r>
+      <w:proofErr w:type="spellEnd"/>
+      <w:r>
+        <w:t xml:space="preserve"> </w:t>
+      </w:r>
+      <w:proofErr w:type="spellStart"/>
+      <w:r>
+        <w:t>odluka</w:t>
+      </w:r>
+      <w:proofErr w:type="spellEnd"/>
+      <w:r>
+        <w:t xml:space="preserve"> — </w:t>
+      </w:r>
+      <w:proofErr w:type="spellStart"/>
+      <w:r>
+        <w:t>na</w:t>
+      </w:r>
+      <w:proofErr w:type="spellEnd"/>
+      <w:r>
+        <w:t xml:space="preserve"> primer, da li je </w:t>
+      </w:r>
+      <w:proofErr w:type="spellStart"/>
+      <w:r>
+        <w:t>potrebno</w:t>
+      </w:r>
+      <w:proofErr w:type="spellEnd"/>
+      <w:r>
+        <w:t xml:space="preserve"> </w:t>
+      </w:r>
+      <w:proofErr w:type="spellStart"/>
+      <w:r>
+        <w:t>preći</w:t>
+      </w:r>
+      <w:proofErr w:type="spellEnd"/>
+      <w:r>
+        <w:t xml:space="preserve"> </w:t>
+      </w:r>
+      <w:proofErr w:type="spellStart"/>
+      <w:r>
+        <w:t>na</w:t>
+      </w:r>
+      <w:proofErr w:type="spellEnd"/>
+      <w:r>
+        <w:t xml:space="preserve"> </w:t>
+      </w:r>
+      <w:proofErr w:type="spellStart"/>
+      <w:r>
+        <w:t>drugog</w:t>
+      </w:r>
+      <w:proofErr w:type="spellEnd"/>
+      <w:r>
+        <w:t xml:space="preserve"> </w:t>
+      </w:r>
+      <w:proofErr w:type="spellStart"/>
+      <w:r>
+        <w:t>dobavljača</w:t>
+      </w:r>
+      <w:proofErr w:type="spellEnd"/>
+      <w:r>
+        <w:t xml:space="preserve"> </w:t>
+      </w:r>
+      <w:proofErr w:type="spellStart"/>
+      <w:r>
+        <w:t>goriva</w:t>
+      </w:r>
+      <w:proofErr w:type="spellEnd"/>
+      <w:r>
+        <w:t xml:space="preserve">, </w:t>
+      </w:r>
+      <w:proofErr w:type="spellStart"/>
+      <w:r>
+        <w:t>pooštriti</w:t>
+      </w:r>
+      <w:proofErr w:type="spellEnd"/>
+      <w:r>
+        <w:t xml:space="preserve"> </w:t>
+      </w:r>
+      <w:proofErr w:type="spellStart"/>
+      <w:r>
+        <w:t>kontrolu</w:t>
+      </w:r>
+      <w:proofErr w:type="spellEnd"/>
+      <w:r>
+        <w:t xml:space="preserve"> </w:t>
+      </w:r>
+      <w:proofErr w:type="spellStart"/>
+      <w:r>
+        <w:t>stanja</w:t>
+      </w:r>
+      <w:proofErr w:type="spellEnd"/>
+      <w:r>
+        <w:t xml:space="preserve"> </w:t>
+      </w:r>
+      <w:proofErr w:type="spellStart"/>
+      <w:r>
+        <w:t>guma</w:t>
+      </w:r>
+      <w:proofErr w:type="spellEnd"/>
+      <w:r>
+        <w:t xml:space="preserve">, </w:t>
+      </w:r>
+      <w:proofErr w:type="spellStart"/>
+      <w:r>
+        <w:t>ili</w:t>
+      </w:r>
+      <w:proofErr w:type="spellEnd"/>
+      <w:r>
+        <w:t xml:space="preserve"> </w:t>
+      </w:r>
+      <w:proofErr w:type="spellStart"/>
+      <w:r>
+        <w:t>revidirati</w:t>
+      </w:r>
+      <w:proofErr w:type="spellEnd"/>
+      <w:r>
+        <w:t xml:space="preserve"> </w:t>
+      </w:r>
+      <w:proofErr w:type="spellStart"/>
+      <w:r>
+        <w:t>cenu</w:t>
+      </w:r>
+      <w:proofErr w:type="spellEnd"/>
+      <w:r>
+        <w:t xml:space="preserve"> </w:t>
+      </w:r>
+      <w:proofErr w:type="spellStart"/>
+      <w:r>
+        <w:t>usluge</w:t>
+      </w:r>
+      <w:proofErr w:type="spellEnd"/>
+      <w:r>
+        <w:t xml:space="preserve"> </w:t>
+      </w:r>
+      <w:proofErr w:type="spellStart"/>
+      <w:r>
+        <w:t>prevoza</w:t>
+      </w:r>
+      <w:proofErr w:type="spellEnd"/>
+      <w:r>
+        <w:t xml:space="preserve"> </w:t>
+      </w:r>
+      <w:proofErr w:type="spellStart"/>
+      <w:r>
+        <w:t>kako</w:t>
+      </w:r>
+      <w:proofErr w:type="spellEnd"/>
+      <w:r>
+        <w:t xml:space="preserve"> bi se </w:t>
+      </w:r>
+      <w:proofErr w:type="spellStart"/>
+      <w:r>
+        <w:t>pokrili</w:t>
+      </w:r>
+      <w:proofErr w:type="spellEnd"/>
+      <w:r>
+        <w:t xml:space="preserve"> </w:t>
+      </w:r>
+      <w:proofErr w:type="spellStart"/>
+      <w:r>
+        <w:t>realni</w:t>
+      </w:r>
+      <w:proofErr w:type="spellEnd"/>
+      <w:r>
+        <w:t xml:space="preserve"> </w:t>
+      </w:r>
+      <w:proofErr w:type="spellStart"/>
+      <w:r>
+        <w:t>troškovi</w:t>
+      </w:r>
+      <w:proofErr w:type="spellEnd"/>
+      <w:r>
+        <w:t xml:space="preserve">. </w:t>
+      </w:r>
+      <w:proofErr w:type="spellStart"/>
+      <w:r>
+        <w:t>Zbog</w:t>
+      </w:r>
+      <w:proofErr w:type="spellEnd"/>
+      <w:r>
+        <w:t xml:space="preserve"> toga je </w:t>
+      </w:r>
+      <w:proofErr w:type="spellStart"/>
+      <w:r>
+        <w:t>neophodno</w:t>
+      </w:r>
+      <w:proofErr w:type="spellEnd"/>
+      <w:r>
+        <w:t xml:space="preserve"> </w:t>
+      </w:r>
+      <w:proofErr w:type="spellStart"/>
+      <w:r>
+        <w:t>izgraditi</w:t>
+      </w:r>
+      <w:proofErr w:type="spellEnd"/>
+      <w:r>
+        <w:t xml:space="preserve"> </w:t>
+      </w:r>
+      <w:proofErr w:type="spellStart"/>
+      <w:r>
+        <w:t>efikasan</w:t>
+      </w:r>
+      <w:proofErr w:type="spellEnd"/>
+      <w:r>
+        <w:t xml:space="preserve"> </w:t>
+      </w:r>
+      <w:proofErr w:type="spellStart"/>
+      <w:r>
+        <w:t>informacioni</w:t>
+      </w:r>
+      <w:proofErr w:type="spellEnd"/>
+      <w:r>
+        <w:t xml:space="preserve"> </w:t>
+      </w:r>
+      <w:proofErr w:type="spellStart"/>
+      <w:r>
+        <w:t>sistem</w:t>
+      </w:r>
+      <w:proofErr w:type="spellEnd"/>
+      <w:r>
+        <w:t xml:space="preserve"> koji </w:t>
+      </w:r>
+      <w:proofErr w:type="spellStart"/>
+      <w:r>
+        <w:t>obezbeđuje</w:t>
+      </w:r>
+      <w:proofErr w:type="spellEnd"/>
+      <w:r>
+        <w:t xml:space="preserve"> </w:t>
+      </w:r>
+      <w:proofErr w:type="spellStart"/>
+      <w:r>
+        <w:t>pravovremen</w:t>
+      </w:r>
+      <w:proofErr w:type="spellEnd"/>
+      <w:r>
+        <w:t xml:space="preserve"> </w:t>
+      </w:r>
+      <w:proofErr w:type="spellStart"/>
+      <w:r>
+        <w:t>i</w:t>
+      </w:r>
+      <w:proofErr w:type="spellEnd"/>
+      <w:r>
+        <w:t xml:space="preserve"> </w:t>
+      </w:r>
+      <w:proofErr w:type="spellStart"/>
+      <w:r>
+        <w:t>pregledan</w:t>
+      </w:r>
+      <w:proofErr w:type="spellEnd"/>
+      <w:r>
+        <w:t xml:space="preserve"> </w:t>
+      </w:r>
+      <w:proofErr w:type="spellStart"/>
+      <w:r>
+        <w:t>uvid</w:t>
+      </w:r>
+      <w:proofErr w:type="spellEnd"/>
+      <w:r>
+        <w:t xml:space="preserve"> u </w:t>
+      </w:r>
+      <w:proofErr w:type="spellStart"/>
+      <w:r>
+        <w:t>sve</w:t>
+      </w:r>
+      <w:proofErr w:type="spellEnd"/>
+      <w:r>
+        <w:t xml:space="preserve"> </w:t>
+      </w:r>
+      <w:proofErr w:type="spellStart"/>
+      <w:r>
+        <w:t>kategorije</w:t>
+      </w:r>
+      <w:proofErr w:type="spellEnd"/>
+      <w:r>
+        <w:t xml:space="preserve"> </w:t>
+      </w:r>
+      <w:proofErr w:type="spellStart"/>
+      <w:r>
+        <w:t>troškova</w:t>
+      </w:r>
+      <w:proofErr w:type="spellEnd"/>
+      <w:r>
+        <w:t xml:space="preserve">, </w:t>
+      </w:r>
+      <w:proofErr w:type="spellStart"/>
+      <w:r>
+        <w:t>što</w:t>
+      </w:r>
+      <w:proofErr w:type="spellEnd"/>
+      <w:r>
+        <w:t xml:space="preserve"> </w:t>
+      </w:r>
+      <w:proofErr w:type="spellStart"/>
+      <w:r>
+        <w:t>ću</w:t>
+      </w:r>
+      <w:proofErr w:type="spellEnd"/>
+      <w:r>
+        <w:t xml:space="preserve"> </w:t>
+      </w:r>
+      <w:proofErr w:type="spellStart"/>
+      <w:r>
+        <w:t>kroz</w:t>
+      </w:r>
+      <w:proofErr w:type="spellEnd"/>
+      <w:r>
+        <w:t xml:space="preserve"> </w:t>
+      </w:r>
+      <w:proofErr w:type="spellStart"/>
+      <w:r>
+        <w:t>ovaj</w:t>
+      </w:r>
+      <w:proofErr w:type="spellEnd"/>
+      <w:r>
+        <w:t xml:space="preserve"> </w:t>
+      </w:r>
+      <w:proofErr w:type="spellStart"/>
+      <w:r>
+        <w:t>predlog</w:t>
+      </w:r>
+      <w:proofErr w:type="spellEnd"/>
+      <w:r>
+        <w:t xml:space="preserve"> </w:t>
+      </w:r>
+      <w:proofErr w:type="spellStart"/>
+      <w:r>
+        <w:t>rešenja</w:t>
+      </w:r>
+      <w:proofErr w:type="spellEnd"/>
+      <w:r>
+        <w:t xml:space="preserve"> </w:t>
+      </w:r>
+      <w:proofErr w:type="spellStart"/>
+      <w:r>
+        <w:t>i</w:t>
+      </w:r>
+      <w:proofErr w:type="spellEnd"/>
+      <w:r>
+        <w:t xml:space="preserve"> </w:t>
+      </w:r>
+      <w:proofErr w:type="spellStart"/>
+      <w:r>
+        <w:t>uraditi</w:t>
+      </w:r>
+      <w:proofErr w:type="spellEnd"/>
+      <w:r>
+        <w:t xml:space="preserve"> </w:t>
+      </w:r>
+      <w:proofErr w:type="spellStart"/>
+      <w:r>
+        <w:t>i</w:t>
+      </w:r>
+      <w:proofErr w:type="spellEnd"/>
+      <w:r>
+        <w:t xml:space="preserve"> </w:t>
+      </w:r>
+      <w:proofErr w:type="spellStart"/>
+      <w:r>
+        <w:t>pokazati</w:t>
+      </w:r>
+      <w:proofErr w:type="spellEnd"/>
+      <w:r>
+        <w:t>.</w:t>
+      </w:r>
+    </w:p>
+    <w:p>
+      <w:proofErr w:type="spellStart"/>
+      <w:r>
+        <w:t>Troškovi</w:t>
+      </w:r>
+      <w:proofErr w:type="spellEnd"/>
+      <w:r>
+        <w:t xml:space="preserve"> se, u </w:t>
+      </w:r>
+      <w:proofErr w:type="spellStart"/>
+      <w:r>
+        <w:t>skladu</w:t>
+      </w:r>
+      <w:proofErr w:type="spellEnd"/>
+      <w:r>
+        <w:t xml:space="preserve"> </w:t>
+      </w:r>
+      <w:proofErr w:type="spellStart"/>
+      <w:r>
+        <w:t>sa</w:t>
+      </w:r>
+      <w:proofErr w:type="spellEnd"/>
+      <w:r>
+        <w:t xml:space="preserve"> </w:t>
+      </w:r>
+      <w:proofErr w:type="spellStart"/>
+      <w:r>
+        <w:t>teorijskim</w:t>
+      </w:r>
+      <w:proofErr w:type="spellEnd"/>
+      <w:r>
+        <w:t xml:space="preserve"> </w:t>
+      </w:r>
+      <w:proofErr w:type="spellStart"/>
+      <w:r>
+        <w:t>okvirom</w:t>
+      </w:r>
+      <w:proofErr w:type="spellEnd"/>
+      <w:r>
+        <w:t xml:space="preserve"> </w:t>
+      </w:r>
+      <w:proofErr w:type="spellStart"/>
+      <w:r>
+        <w:t>upravljanja</w:t>
+      </w:r>
+      <w:proofErr w:type="spellEnd"/>
+      <w:r>
+        <w:t xml:space="preserve"> </w:t>
+      </w:r>
+      <w:proofErr w:type="spellStart"/>
+      <w:r>
+        <w:t>troškovima</w:t>
+      </w:r>
+      <w:proofErr w:type="spellEnd"/>
+      <w:r>
+        <w:t xml:space="preserve">, </w:t>
+      </w:r>
+      <w:proofErr w:type="spellStart"/>
+      <w:r>
+        <w:t>klasifikuju</w:t>
+      </w:r>
+      <w:proofErr w:type="spellEnd"/>
+      <w:r>
+        <w:t xml:space="preserve"> </w:t>
+      </w:r>
+      <w:proofErr w:type="spellStart"/>
+      <w:r>
+        <w:t>prema</w:t>
+      </w:r>
+      <w:proofErr w:type="spellEnd"/>
+      <w:r>
+        <w:t xml:space="preserve"> </w:t>
+      </w:r>
+      <w:proofErr w:type="spellStart"/>
+      <w:r>
+        <w:t>više</w:t>
+      </w:r>
+      <w:proofErr w:type="spellEnd"/>
+      <w:r>
+        <w:t xml:space="preserve"> </w:t>
+      </w:r>
+      <w:proofErr w:type="spellStart"/>
+      <w:r>
+        <w:t>kriterijuma</w:t>
+      </w:r>
+      <w:proofErr w:type="spellEnd"/>
+      <w:r>
+        <w:t xml:space="preserve"> — </w:t>
+      </w:r>
+      <w:proofErr w:type="spellStart"/>
+      <w:r>
+        <w:t>prema</w:t>
+      </w:r>
+      <w:proofErr w:type="spellEnd"/>
+      <w:r>
+        <w:t xml:space="preserve"> </w:t>
+      </w:r>
+      <w:proofErr w:type="spellStart"/>
+      <w:r>
+        <w:t>ponašanju</w:t>
+      </w:r>
+      <w:proofErr w:type="spellEnd"/>
+      <w:r>
+        <w:t xml:space="preserve"> u </w:t>
+      </w:r>
+      <w:proofErr w:type="spellStart"/>
+      <w:r>
+        <w:t>odnosu</w:t>
+      </w:r>
+      <w:proofErr w:type="spellEnd"/>
+      <w:r>
+        <w:t xml:space="preserve"> </w:t>
+      </w:r>
+      <w:proofErr w:type="spellStart"/>
+      <w:r>
+        <w:t>na</w:t>
+      </w:r>
+      <w:proofErr w:type="spellEnd"/>
+      <w:r>
+        <w:t xml:space="preserve"> </w:t>
+      </w:r>
+      <w:proofErr w:type="spellStart"/>
+      <w:r>
+        <w:t>obim</w:t>
+      </w:r>
+      <w:proofErr w:type="spellEnd"/>
+      <w:r>
+        <w:t xml:space="preserve"> </w:t>
+      </w:r>
+      <w:proofErr w:type="spellStart"/>
+      <w:r>
+        <w:t>poslovanja</w:t>
+      </w:r>
+      <w:proofErr w:type="spellEnd"/>
+      <w:r>
+        <w:t xml:space="preserve"> (</w:t>
+      </w:r>
+      <w:proofErr w:type="spellStart"/>
+      <w:r>
+        <w:t>fiksni</w:t>
+      </w:r>
+      <w:proofErr w:type="spellEnd"/>
+      <w:r>
+        <w:t xml:space="preserve"> </w:t>
+      </w:r>
+      <w:proofErr w:type="spellStart"/>
+      <w:r>
+        <w:t>i</w:t>
+      </w:r>
+      <w:proofErr w:type="spellEnd"/>
+      <w:r>
+        <w:t xml:space="preserve"> </w:t>
+      </w:r>
+      <w:proofErr w:type="spellStart"/>
+      <w:r>
+        <w:t>varijabilni</w:t>
+      </w:r>
+      <w:proofErr w:type="spellEnd"/>
+      <w:r>
+        <w:t xml:space="preserve"> </w:t>
+      </w:r>
+      <w:proofErr w:type="spellStart"/>
+      <w:r>
+        <w:t>troškovi</w:t>
+      </w:r>
+      <w:proofErr w:type="spellEnd"/>
+      <w:r>
+        <w:t xml:space="preserve">) </w:t>
+      </w:r>
+      <w:proofErr w:type="spellStart"/>
+      <w:r>
+        <w:t>i</w:t>
+      </w:r>
+      <w:proofErr w:type="spellEnd"/>
+      <w:r>
+        <w:t xml:space="preserve"> </w:t>
+      </w:r>
+      <w:proofErr w:type="spellStart"/>
+      <w:r>
+        <w:t>prema</w:t>
+      </w:r>
+      <w:proofErr w:type="spellEnd"/>
+      <w:r>
+        <w:t xml:space="preserve"> </w:t>
+      </w:r>
+      <w:proofErr w:type="spellStart"/>
+      <w:r>
+        <w:t>načinu</w:t>
+      </w:r>
+      <w:proofErr w:type="spellEnd"/>
+      <w:r>
+        <w:t xml:space="preserve"> </w:t>
+      </w:r>
+      <w:proofErr w:type="spellStart"/>
+      <w:r>
+        <w:t>alokacije</w:t>
+      </w:r>
+      <w:proofErr w:type="spellEnd"/>
+      <w:r>
+        <w:t xml:space="preserve"> </w:t>
+      </w:r>
+      <w:proofErr w:type="spellStart"/>
+      <w:r>
+        <w:t>na</w:t>
+      </w:r>
+      <w:proofErr w:type="spellEnd"/>
+      <w:r>
+        <w:t xml:space="preserve"> </w:t>
+      </w:r>
+      <w:proofErr w:type="spellStart"/>
+      <w:r>
+        <w:t>nosioce</w:t>
+      </w:r>
+      <w:proofErr w:type="spellEnd"/>
+      <w:r>
+        <w:t xml:space="preserve"> </w:t>
+      </w:r>
+      <w:proofErr w:type="spellStart"/>
+      <w:r>
+        <w:t>troškova</w:t>
+      </w:r>
+      <w:proofErr w:type="spellEnd"/>
+      <w:r>
+        <w:t xml:space="preserve"> (</w:t>
+      </w:r>
+      <w:proofErr w:type="spellStart"/>
+      <w:r>
+        <w:t>direktni</w:t>
+      </w:r>
+      <w:proofErr w:type="spellEnd"/>
+      <w:r>
+        <w:t xml:space="preserve"> </w:t>
+      </w:r>
+      <w:proofErr w:type="spellStart"/>
+      <w:r>
+        <w:t>i</w:t>
+      </w:r>
+      <w:proofErr w:type="spellEnd"/>
+      <w:r>
+        <w:t xml:space="preserve"> </w:t>
+      </w:r>
+      <w:proofErr w:type="spellStart"/>
+      <w:r>
+        <w:t>indirektni</w:t>
+      </w:r>
+      <w:proofErr w:type="spellEnd"/>
+      <w:r>
+        <w:t xml:space="preserve"> </w:t>
+      </w:r>
+      <w:proofErr w:type="spellStart"/>
+      <w:r>
+        <w:t>troškovi</w:t>
+      </w:r>
+      <w:proofErr w:type="spellEnd"/>
+      <w:r>
+        <w:t xml:space="preserve">) — </w:t>
+      </w:r>
+      <w:proofErr w:type="spellStart"/>
+      <w:r>
+        <w:t>što</w:t>
+      </w:r>
+      <w:proofErr w:type="spellEnd"/>
+      <w:r>
+        <w:t xml:space="preserve"> je u </w:t>
+      </w:r>
+      <w:proofErr w:type="spellStart"/>
+      <w:r>
+        <w:t>rešenju</w:t>
+      </w:r>
+      <w:proofErr w:type="spellEnd"/>
+      <w:r>
+        <w:t xml:space="preserve"> </w:t>
+      </w:r>
+      <w:proofErr w:type="spellStart"/>
+      <w:r>
+        <w:t>koje</w:t>
+      </w:r>
+      <w:proofErr w:type="spellEnd"/>
+      <w:r>
+        <w:t xml:space="preserve"> </w:t>
+      </w:r>
+      <w:proofErr w:type="spellStart"/>
+      <w:r>
+        <w:t>slede</w:t>
+      </w:r>
+      <w:proofErr w:type="spellEnd"/>
+      <w:r>
+        <w:t xml:space="preserve"> </w:t>
+      </w:r>
+      <w:proofErr w:type="spellStart"/>
+      <w:r>
+        <w:t>implementirano</w:t>
+      </w:r>
+      <w:proofErr w:type="spellEnd"/>
+      <w:r>
+        <w:t xml:space="preserve"> </w:t>
+      </w:r>
+      <w:proofErr w:type="spellStart"/>
+      <w:r>
+        <w:t>kroz</w:t>
+      </w:r>
+      <w:proofErr w:type="spellEnd"/>
+      <w:r>
+        <w:t xml:space="preserve"> </w:t>
+      </w:r>
+      <w:proofErr w:type="spellStart"/>
+      <w:r>
+        <w:t>odgovarajući</w:t>
+      </w:r>
+      <w:proofErr w:type="spellEnd"/>
+      <w:r>
+        <w:t xml:space="preserve"> </w:t>
+      </w:r>
+      <w:proofErr w:type="spellStart"/>
+      <w:r>
+        <w:t>šifarnik</w:t>
+      </w:r>
+      <w:proofErr w:type="spellEnd"/>
+      <w:r>
+        <w:t xml:space="preserve"> </w:t>
+      </w:r>
+      <w:proofErr w:type="spellStart"/>
+      <w:r>
+        <w:t>kategorija</w:t>
+      </w:r>
+      <w:proofErr w:type="spellEnd"/>
+      <w:r>
+        <w:t xml:space="preserve"> </w:t>
+      </w:r>
+      <w:proofErr w:type="spellStart"/>
+      <w:r>
+        <w:t>troškova</w:t>
+      </w:r>
+      <w:proofErr w:type="spellEnd"/>
+      <w:r>
+        <w:t>.</w:t>
+      </w:r>
+    </w:p>
+    <w:p>
+      <w:proofErr w:type="spellStart"/>
+      <w:r>
+        <w:t>Proces</w:t>
+      </w:r>
+      <w:proofErr w:type="spellEnd"/>
+      <w:r>
+        <w:t xml:space="preserve"> </w:t>
+      </w:r>
+      <w:proofErr w:type="spellStart"/>
+      <w:r>
+        <w:t>korak</w:t>
+      </w:r>
+      <w:proofErr w:type="spellEnd"/>
+      <w:r>
+        <w:t xml:space="preserve"> po </w:t>
+      </w:r>
+      <w:proofErr w:type="spellStart"/>
+      <w:r>
+        <w:t>korak</w:t>
+      </w:r>
+      <w:proofErr w:type="spellEnd"/>
+      <w:r>
+        <w:t>:</w:t>
+      </w:r>
+    </w:p>
+    <w:p>
+      <w:pPr>
+        <w:pStyle w:val="ListParagraph"/>
+        <w:numPr>
+          <w:ilvl w:val="0"/>
+          <w:numId w:val="4"/>
+        </w:numPr>
+      </w:pPr>
+      <w:proofErr w:type="spellStart"/>
+      <w:r>
+        <w:t>Planiranje</w:t>
+      </w:r>
+      <w:proofErr w:type="spellEnd"/>
+      <w:r>
+        <w:t xml:space="preserve"> </w:t>
+      </w:r>
+      <w:proofErr w:type="spellStart"/>
+      <w:r>
+        <w:t>troškova</w:t>
+      </w:r>
+      <w:proofErr w:type="spellEnd"/>
+    </w:p>
+    <w:p>
+      <w:pPr>
+        <w:pStyle w:val="ListParagraph"/>
+        <w:numPr>
+          <w:ilvl w:val="0"/>
+          <w:numId w:val="4"/>
+        </w:numPr>
+      </w:pPr>
+      <w:proofErr w:type="spellStart"/>
+      <w:r>
+        <w:t>Izvršenje</w:t>
+      </w:r>
+      <w:proofErr w:type="spellEnd"/>
+      <w:r>
+        <w:t xml:space="preserve"> </w:t>
+      </w:r>
+      <w:proofErr w:type="spellStart"/>
+      <w:r>
+        <w:t>poslova</w:t>
+      </w:r>
+      <w:proofErr w:type="spellEnd"/>
+      <w:r>
+        <w:t xml:space="preserve"> </w:t>
+      </w:r>
+      <w:proofErr w:type="spellStart"/>
+      <w:r>
+        <w:t>i</w:t>
+      </w:r>
+      <w:proofErr w:type="spellEnd"/>
+      <w:r>
+        <w:t xml:space="preserve"> </w:t>
+      </w:r>
+      <w:proofErr w:type="spellStart"/>
+      <w:r>
+        <w:t>evidentiranje</w:t>
+      </w:r>
+      <w:proofErr w:type="spellEnd"/>
+      <w:r>
+        <w:t xml:space="preserve"> </w:t>
+      </w:r>
+      <w:proofErr w:type="spellStart"/>
+      <w:r>
+        <w:t>troškova</w:t>
+      </w:r>
+      <w:proofErr w:type="spellEnd"/>
+      <w:r>
+        <w:t xml:space="preserve"> </w:t>
+      </w:r>
+    </w:p>
+    <w:p>
+      <w:pPr>
+        <w:pStyle w:val="ListParagraph"/>
+        <w:numPr>
+          <w:ilvl w:val="0"/>
+          <w:numId w:val="4"/>
+        </w:numPr>
+      </w:pPr>
+      <w:proofErr w:type="spellStart"/>
+      <w:r>
+        <w:t>Kontrola</w:t>
+      </w:r>
+      <w:proofErr w:type="spellEnd"/>
+      <w:r>
+        <w:t xml:space="preserve"> </w:t>
+      </w:r>
+      <w:proofErr w:type="spellStart"/>
+      <w:r>
+        <w:t>troškova</w:t>
+      </w:r>
+      <w:proofErr w:type="spellEnd"/>
+      <w:r>
+        <w:t xml:space="preserve"> </w:t>
+      </w:r>
+    </w:p>
+    <w:p>
+      <w:pPr>
+        <w:pStyle w:val="ListParagraph"/>
+        <w:numPr>
+          <w:ilvl w:val="0"/>
+          <w:numId w:val="4"/>
+        </w:numPr>
+      </w:pPr>
+      <w:r>
+        <w:t xml:space="preserve">Analiza </w:t>
+      </w:r>
+      <w:proofErr w:type="spellStart"/>
+      <w:r>
+        <w:t>troškova</w:t>
+      </w:r>
+      <w:proofErr w:type="spellEnd"/>
+      <w:r>
+        <w:t xml:space="preserve"> </w:t>
+      </w:r>
+    </w:p>
+    <w:p>
+      <w:pPr>
+        <w:pStyle w:val="ListParagraph"/>
+        <w:numPr>
+          <w:ilvl w:val="0"/>
+          <w:numId w:val="4"/>
+        </w:numPr>
+      </w:pPr>
+      <w:proofErr w:type="spellStart"/>
+      <w:r>
+        <w:t>Odlučivanje</w:t>
+      </w:r>
+      <w:proofErr w:type="spellEnd"/>
+      <w:r>
+        <w:t xml:space="preserve"> o </w:t>
+      </w:r>
+      <w:proofErr w:type="spellStart"/>
+      <w:r>
+        <w:t>troškovima</w:t>
+      </w:r>
+      <w:proofErr w:type="spellEnd"/>
+      <w:r>
+        <w:t xml:space="preserve"> </w:t>
+      </w:r>
+    </w:p>
+    <w:p>
+      <w:r>
+        <w:br w:type="page"/>
+      </w:r>
+    </w:p>
+    <w:p/>
     <w:p/>
     <w:sectPr>
       <w:pgSz w:w="12240" w:h="15840"/>
@@ -371,6 +2007,119 @@
 <file path=word/numbering.xml><?xml version="1.0" encoding="utf-8"?>
 <w:numbering xmlns:wpc="http://schemas.microsoft.com/office/word/2010/wordprocessingCanvas" xmlns:cx="http://schemas.microsoft.com/office/drawing/2014/chartex" xmlns:cx1="http://schemas.microsoft.com/office/drawing/2015/9/8/chartex" xmlns:cx2="http://schemas.microsoft.com/office/drawing/2015/10/21/chartex" xmlns:cx3="http://schemas.microsoft.com/office/drawing/2016/5/9/chartex" xmlns:cx4="http://schemas.microsoft.com/office/drawing/2016/5/10/chartex" xmlns:cx5="http://schemas.microsoft.com/office/drawing/2016/5/11/chartex" xmlns:cx6="http://schemas.microsoft.com/office/drawing/2016/5/12/chartex" xmlns:cx7="http://schemas.microsoft.com/office/drawing/2016/5/13/chartex" xmlns:cx8="http://schemas.microsoft.com/office/drawing/2016/5/14/chartex" xmlns:mc="http://schemas.openxmlformats.org/markup-compatibility/2006" xmlns:aink="http://schemas.microsoft.com/office/drawing/2016/ink" xmlns:am3d="http://schemas.microsoft.com/office/drawing/2017/model3d" xmlns:o="urn:schemas-microsoft-com:office:office" xmlns:oel="http://schemas.microsoft.com/office/2019/extlst" xmlns:r="http://schemas.openxmlformats.org/officeDocument/2006/relationships" xmlns:m="http://schemas.openxmlformats.org/officeDocument/2006/math" xmlns:v="urn:schemas-microsoft-com:vml" xmlns:wp14="http://schemas.microsoft.com/office/word/2010/wordprocessingDrawing" xmlns:wp="http://schemas.openxmlformats.org/drawingml/2006/wordprocessingDrawing" xmlns:w10="urn:schemas-microsoft-com:office:word" xmlns:w="http://schemas.openxmlformats.org/wordprocessingml/2006/main" xmlns:w14="http://schemas.microsoft.com/office/word/2010/wordml" xmlns:w15="http://schemas.microsoft.com/office/word/2012/wordml" xmlns:w16cei="http://schemas.microsoft.com/office/word/2026/wordml/cei" xmlns:w16cex="http://schemas.microsoft.com/office/word/2018/wordml/cex" xmlns:w16cid="http://schemas.microsoft.com/office/word/2016/wordml/cid" xmlns:w16="http://schemas.microsoft.com/office/word/2018/wordml" xmlns:w16du="http://schemas.microsoft.com/office/word/2023/wordml/word16du" xmlns:w16sdtdh="http://schemas.microsoft.com/office/word/2020/wordml/sdtdatahash" xmlns:w16sdtfl="http://schemas.microsoft.com/office/word/2024/wordml/sdtformatlock" xmlns:w16se="http://schemas.microsoft.com/office/word/2015/wordml/symex" xmlns:wpg="http://schemas.microsoft.com/office/word/2010/wordprocessingGroup" xmlns:wpi="http://schemas.microsoft.com/office/word/2010/wordprocessingInk" xmlns:wne="http://schemas.microsoft.com/office/word/2006/wordml" xmlns:wps="http://schemas.microsoft.com/office/word/2010/wordprocessingShape" mc:Ignorable="w14 w15 w16se w16cid w16 w16cex w16sdtdh w16sdtfl w16du wp14">
   <w:abstractNum w:abstractNumId="0" w15:restartNumberingAfterBreak="0">
+    <w:nsid w:val="1D3F3C6C"/>
+    <w:multiLevelType w:val="multilevel"/>
+    <w:tmpl w:val="7982F4AE"/>
+    <w:lvl w:ilvl="0">
+      <w:start w:val="1"/>
+      <w:numFmt w:val="decimal"/>
+      <w:lvlText w:val="%1."/>
+      <w:lvlJc w:val="left"/>
+      <w:pPr>
+        <w:tabs>
+          <w:tab w:val="num" w:pos="720"/>
+        </w:tabs>
+        <w:ind w:left="720" w:hanging="360"/>
+      </w:pPr>
+    </w:lvl>
+    <w:lvl w:ilvl="1" w:tentative="1">
+      <w:start w:val="1"/>
+      <w:numFmt w:val="decimal"/>
+      <w:lvlText w:val="%2."/>
+      <w:lvlJc w:val="left"/>
+      <w:pPr>
+        <w:tabs>
+          <w:tab w:val="num" w:pos="1440"/>
+        </w:tabs>
+        <w:ind w:left="1440" w:hanging="360"/>
+      </w:pPr>
+    </w:lvl>
+    <w:lvl w:ilvl="2" w:tentative="1">
+      <w:start w:val="1"/>
+      <w:numFmt w:val="decimal"/>
+      <w:lvlText w:val="%3."/>
+      <w:lvlJc w:val="left"/>
+      <w:pPr>
+        <w:tabs>
+          <w:tab w:val="num" w:pos="2160"/>
+        </w:tabs>
+        <w:ind w:left="2160" w:hanging="360"/>
+      </w:pPr>
+    </w:lvl>
+    <w:lvl w:ilvl="3" w:tentative="1">
+      <w:start w:val="1"/>
+      <w:numFmt w:val="decimal"/>
+      <w:lvlText w:val="%4."/>
+      <w:lvlJc w:val="left"/>
+      <w:pPr>
+        <w:tabs>
+          <w:tab w:val="num" w:pos="2880"/>
+        </w:tabs>
+        <w:ind w:left="2880" w:hanging="360"/>
+      </w:pPr>
+    </w:lvl>
+    <w:lvl w:ilvl="4" w:tentative="1">
+      <w:start w:val="1"/>
+      <w:numFmt w:val="decimal"/>
+      <w:lvlText w:val="%5."/>
+      <w:lvlJc w:val="left"/>
+      <w:pPr>
+        <w:tabs>
+          <w:tab w:val="num" w:pos="3600"/>
+        </w:tabs>
+        <w:ind w:left="3600" w:hanging="360"/>
+      </w:pPr>
+    </w:lvl>
+    <w:lvl w:ilvl="5" w:tentative="1">
+      <w:start w:val="1"/>
+      <w:numFmt w:val="decimal"/>
+      <w:lvlText w:val="%6."/>
+      <w:lvlJc w:val="left"/>
+      <w:pPr>
+        <w:tabs>
+          <w:tab w:val="num" w:pos="4320"/>
+        </w:tabs>
+        <w:ind w:left="4320" w:hanging="360"/>
+      </w:pPr>
+    </w:lvl>
+    <w:lvl w:ilvl="6" w:tentative="1">
+      <w:start w:val="1"/>
+      <w:numFmt w:val="decimal"/>
+      <w:lvlText w:val="%7."/>
+      <w:lvlJc w:val="left"/>
+      <w:pPr>
+        <w:tabs>
+          <w:tab w:val="num" w:pos="5040"/>
+        </w:tabs>
+        <w:ind w:left="5040" w:hanging="360"/>
+      </w:pPr>
+    </w:lvl>
+    <w:lvl w:ilvl="7" w:tentative="1">
+      <w:start w:val="1"/>
+      <w:numFmt w:val="decimal"/>
+      <w:lvlText w:val="%8."/>
+      <w:lvlJc w:val="left"/>
+      <w:pPr>
+        <w:tabs>
+          <w:tab w:val="num" w:pos="5760"/>
+        </w:tabs>
+        <w:ind w:left="5760" w:hanging="360"/>
+      </w:pPr>
+    </w:lvl>
+    <w:lvl w:ilvl="8" w:tentative="1">
+      <w:start w:val="1"/>
+      <w:numFmt w:val="decimal"/>
+      <w:lvlText w:val="%9."/>
+      <w:lvlJc w:val="left"/>
+      <w:pPr>
+        <w:tabs>
+          <w:tab w:val="num" w:pos="6480"/>
+        </w:tabs>
+        <w:ind w:left="6480" w:hanging="360"/>
+      </w:pPr>
+    </w:lvl>
+  </w:abstractNum>
+  <w:abstractNum w:abstractNumId="1" w15:restartNumberingAfterBreak="0">
     <w:nsid w:val="22781CEA"/>
     <w:multiLevelType w:val="hybridMultilevel"/>
     <w:tmpl w:val="5046201C"/>
@@ -459,7 +2208,7 @@
       </w:pPr>
     </w:lvl>
   </w:abstractNum>
-  <w:abstractNum w:abstractNumId="1" w15:restartNumberingAfterBreak="0">
+  <w:abstractNum w:abstractNumId="2" w15:restartNumberingAfterBreak="0">
     <w:nsid w:val="56D6297C"/>
     <w:multiLevelType w:val="hybridMultilevel"/>
     <w:tmpl w:val="92681A98"/>
@@ -548,11 +2297,130 @@
       </w:pPr>
     </w:lvl>
   </w:abstractNum>
+  <w:abstractNum w:abstractNumId="3" w15:restartNumberingAfterBreak="0">
+    <w:nsid w:val="65175E70"/>
+    <w:multiLevelType w:val="hybridMultilevel"/>
+    <w:tmpl w:val="5172099E"/>
+    <w:lvl w:ilvl="0" w:tplc="04090001">
+      <w:start w:val="1"/>
+      <w:numFmt w:val="bullet"/>
+      <w:lvlText w:val=""/>
+      <w:lvlJc w:val="left"/>
+      <w:pPr>
+        <w:ind w:left="720" w:hanging="360"/>
+      </w:pPr>
+      <w:rPr>
+        <w:rFonts w:ascii="Symbol" w:hAnsi="Symbol" w:hint="default"/>
+      </w:rPr>
+    </w:lvl>
+    <w:lvl w:ilvl="1" w:tplc="04090003" w:tentative="1">
+      <w:start w:val="1"/>
+      <w:numFmt w:val="bullet"/>
+      <w:lvlText w:val="o"/>
+      <w:lvlJc w:val="left"/>
+      <w:pPr>
+        <w:ind w:left="1440" w:hanging="360"/>
+      </w:pPr>
+      <w:rPr>
+        <w:rFonts w:ascii="Courier New" w:hAnsi="Courier New" w:cs="Courier New" w:hint="default"/>
+      </w:rPr>
+    </w:lvl>
+    <w:lvl w:ilvl="2" w:tplc="04090005" w:tentative="1">
+      <w:start w:val="1"/>
+      <w:numFmt w:val="bullet"/>
+      <w:lvlText w:val=""/>
+      <w:lvlJc w:val="left"/>
+      <w:pPr>
+        <w:ind w:left="2160" w:hanging="360"/>
+      </w:pPr>
+      <w:rPr>
+        <w:rFonts w:ascii="Wingdings" w:hAnsi="Wingdings" w:hint="default"/>
+      </w:rPr>
+    </w:lvl>
+    <w:lvl w:ilvl="3" w:tplc="04090001" w:tentative="1">
+      <w:start w:val="1"/>
+      <w:numFmt w:val="bullet"/>
+      <w:lvlText w:val=""/>
+      <w:lvlJc w:val="left"/>
+      <w:pPr>
+        <w:ind w:left="2880" w:hanging="360"/>
+      </w:pPr>
+      <w:rPr>
+        <w:rFonts w:ascii="Symbol" w:hAnsi="Symbol" w:hint="default"/>
+      </w:rPr>
+    </w:lvl>
+    <w:lvl w:ilvl="4" w:tplc="04090003" w:tentative="1">
+      <w:start w:val="1"/>
+      <w:numFmt w:val="bullet"/>
+      <w:lvlText w:val="o"/>
+      <w:lvlJc w:val="left"/>
+      <w:pPr>
+        <w:ind w:left="3600" w:hanging="360"/>
+      </w:pPr>
+      <w:rPr>
+        <w:rFonts w:ascii="Courier New" w:hAnsi="Courier New" w:cs="Courier New" w:hint="default"/>
+      </w:rPr>
+    </w:lvl>
+    <w:lvl w:ilvl="5" w:tplc="04090005" w:tentative="1">
+      <w:start w:val="1"/>
+      <w:numFmt w:val="bullet"/>
+      <w:lvlText w:val=""/>
+      <w:lvlJc w:val="left"/>
+      <w:pPr>
+        <w:ind w:left="4320" w:hanging="360"/>
+      </w:pPr>
+      <w:rPr>
+        <w:rFonts w:ascii="Wingdings" w:hAnsi="Wingdings" w:hint="default"/>
+      </w:rPr>
+    </w:lvl>
+    <w:lvl w:ilvl="6" w:tplc="04090001" w:tentative="1">
+      <w:start w:val="1"/>
+      <w:numFmt w:val="bullet"/>
+      <w:lvlText w:val=""/>
+      <w:lvlJc w:val="left"/>
+      <w:pPr>
+        <w:ind w:left="5040" w:hanging="360"/>
+      </w:pPr>
+      <w:rPr>
+        <w:rFonts w:ascii="Symbol" w:hAnsi="Symbol" w:hint="default"/>
+      </w:rPr>
+    </w:lvl>
+    <w:lvl w:ilvl="7" w:tplc="04090003" w:tentative="1">
+      <w:start w:val="1"/>
+      <w:numFmt w:val="bullet"/>
+      <w:lvlText w:val="o"/>
+      <w:lvlJc w:val="left"/>
+      <w:pPr>
+        <w:ind w:left="5760" w:hanging="360"/>
+      </w:pPr>
+      <w:rPr>
+        <w:rFonts w:ascii="Courier New" w:hAnsi="Courier New" w:cs="Courier New" w:hint="default"/>
+      </w:rPr>
+    </w:lvl>
+    <w:lvl w:ilvl="8" w:tplc="04090005" w:tentative="1">
+      <w:start w:val="1"/>
+      <w:numFmt w:val="bullet"/>
+      <w:lvlText w:val=""/>
+      <w:lvlJc w:val="left"/>
+      <w:pPr>
+        <w:ind w:left="6480" w:hanging="360"/>
+      </w:pPr>
+      <w:rPr>
+        <w:rFonts w:ascii="Wingdings" w:hAnsi="Wingdings" w:hint="default"/>
+      </w:rPr>
+    </w:lvl>
+  </w:abstractNum>
   <w:num w:numId="1" w16cid:durableId="573398157">
+    <w:abstractNumId w:val="2"/>
+  </w:num>
+  <w:num w:numId="2" w16cid:durableId="1382554763">
     <w:abstractNumId w:val="1"/>
   </w:num>
-  <w:num w:numId="2" w16cid:durableId="1382554763">
+  <w:num w:numId="3" w16cid:durableId="727068652">
     <w:abstractNumId w:val="0"/>
+  </w:num>
+  <w:num w:numId="4" w16cid:durableId="926041725">
+    <w:abstractNumId w:val="3"/>
   </w:num>
 </w:numbering>
 </file>
@@ -1161,7 +3029,6 @@
   <w:style w:type="character" w:default="1" w:styleId="DefaultParagraphFont">
     <w:name w:val="Default Paragraph Font"/>
     <w:uiPriority w:val="1"/>
-    <w:semiHidden/>
     <w:unhideWhenUsed/>
   </w:style>
   <w:style w:type="table" w:default="1" w:styleId="TableNormal">

--- a/Predlog rešenja MPMTransport-Proces upravljanja troškovima (Mihajlo Todorović 020-2024).docx
+++ b/Predlog rešenja MPMTransport-Proces upravljanja troškovima (Mihajlo Todorović 020-2024).docx
@@ -11,7 +11,7 @@
           <w:noProof/>
         </w:rPr>
         <w:drawing>
-          <wp:inline distT="0" distB="0" distL="0" distR="0" wp14:anchorId="2912FED7" wp14:editId="06DBF205">
+          <wp:inline distT="0" distB="0" distL="0" distR="0" wp14:anchorId="2912FED7" wp14:editId="7C79BA57">
             <wp:extent cx="3667125" cy="800100"/>
             <wp:effectExtent l="0" t="0" r="9525" b="0"/>
             <wp:docPr id="1746750312" name="Picture 3" descr="A black background with white text&#10;&#10;AI-generated content may be incorrect."/>
@@ -28,7 +28,7 @@
                     </pic:cNvPicPr>
                   </pic:nvPicPr>
                   <pic:blipFill>
-                    <a:blip r:embed="rId6" cstate="print">
+                    <a:blip r:embed="rId8" cstate="print">
                       <a:extLst>
                         <a:ext uri="{28A0092B-C50C-407E-A947-70E740481C1C}">
                           <a14:useLocalDpi xmlns:a14="http://schemas.microsoft.com/office/drawing/2010/main" val="0"/>
@@ -303,12 +303,29 @@
         <w:p>
           <w:pPr>
             <w:pStyle w:val="TOCHeading"/>
+            <w:rPr>
+              <w:rStyle w:val="Heading1Char"/>
+            </w:rPr>
           </w:pPr>
           <w:r>
-            <w:t>Table of Contents</w:t>
+            <w:rPr>
+              <w:rStyle w:val="Heading1Char"/>
+            </w:rPr>
+            <w:t>SADRŽAJ</w:t>
           </w:r>
         </w:p>
         <w:p>
+          <w:pPr>
+            <w:pStyle w:val="TOC1"/>
+            <w:tabs>
+              <w:tab w:val="left" w:pos="480"/>
+              <w:tab w:val="right" w:leader="dot" w:pos="9350"/>
+            </w:tabs>
+            <w:rPr>
+              <w:rFonts w:eastAsiaTheme="minorEastAsia"/>
+              <w:noProof/>
+            </w:rPr>
+          </w:pPr>
           <w:r>
             <w:fldChar w:fldCharType="begin"/>
           </w:r>
@@ -318,14 +335,751 @@
           <w:r>
             <w:fldChar w:fldCharType="separate"/>
           </w:r>
-          <w:r>
+          <w:hyperlink w:anchor="_Toc233588133" w:history="1">
+            <w:r>
+              <w:rPr>
+                <w:rStyle w:val="Hyperlink"/>
+                <w:noProof/>
+              </w:rPr>
+              <w:t>1.</w:t>
+            </w:r>
+            <w:r>
+              <w:rPr>
+                <w:rFonts w:eastAsiaTheme="minorEastAsia"/>
+                <w:noProof/>
+              </w:rPr>
+              <w:tab/>
+            </w:r>
+            <w:r>
+              <w:rPr>
+                <w:rStyle w:val="Hyperlink"/>
+                <w:noProof/>
+              </w:rPr>
+              <w:t>UVOD</w:t>
+            </w:r>
+            <w:r>
+              <w:rPr>
+                <w:noProof/>
+                <w:webHidden/>
+              </w:rPr>
+              <w:tab/>
+            </w:r>
+            <w:r>
+              <w:rPr>
+                <w:noProof/>
+                <w:webHidden/>
+              </w:rPr>
+              <w:fldChar w:fldCharType="begin"/>
+            </w:r>
+            <w:r>
+              <w:rPr>
+                <w:noProof/>
+                <w:webHidden/>
+              </w:rPr>
+              <w:instrText xml:space="preserve"> PAGEREF _Toc233588133 \h </w:instrText>
+            </w:r>
+            <w:r>
+              <w:rPr>
+                <w:noProof/>
+                <w:webHidden/>
+              </w:rPr>
+            </w:r>
+            <w:r>
+              <w:rPr>
+                <w:noProof/>
+                <w:webHidden/>
+              </w:rPr>
+              <w:fldChar w:fldCharType="separate"/>
+            </w:r>
+            <w:r>
+              <w:rPr>
+                <w:noProof/>
+                <w:webHidden/>
+              </w:rPr>
+              <w:t>2</w:t>
+            </w:r>
+            <w:r>
+              <w:rPr>
+                <w:noProof/>
+                <w:webHidden/>
+              </w:rPr>
+              <w:fldChar w:fldCharType="end"/>
+            </w:r>
+          </w:hyperlink>
+        </w:p>
+        <w:p>
+          <w:pPr>
+            <w:pStyle w:val="TOC1"/>
+            <w:tabs>
+              <w:tab w:val="left" w:pos="480"/>
+              <w:tab w:val="right" w:leader="dot" w:pos="9350"/>
+            </w:tabs>
             <w:rPr>
-              <w:b/>
-              <w:bCs/>
+              <w:rFonts w:eastAsiaTheme="minorEastAsia"/>
               <w:noProof/>
             </w:rPr>
-            <w:t>No table of contents entries found.</w:t>
-          </w:r>
+          </w:pPr>
+          <w:hyperlink w:anchor="_Toc233588134" w:history="1">
+            <w:r>
+              <w:rPr>
+                <w:rStyle w:val="Hyperlink"/>
+                <w:noProof/>
+              </w:rPr>
+              <w:t>2.</w:t>
+            </w:r>
+            <w:r>
+              <w:rPr>
+                <w:rFonts w:eastAsiaTheme="minorEastAsia"/>
+                <w:noProof/>
+              </w:rPr>
+              <w:tab/>
+            </w:r>
+            <w:r>
+              <w:rPr>
+                <w:rStyle w:val="Hyperlink"/>
+                <w:noProof/>
+              </w:rPr>
+              <w:t>SSA ANALIZA</w:t>
+            </w:r>
+            <w:r>
+              <w:rPr>
+                <w:noProof/>
+                <w:webHidden/>
+              </w:rPr>
+              <w:tab/>
+            </w:r>
+            <w:r>
+              <w:rPr>
+                <w:noProof/>
+                <w:webHidden/>
+              </w:rPr>
+              <w:fldChar w:fldCharType="begin"/>
+            </w:r>
+            <w:r>
+              <w:rPr>
+                <w:noProof/>
+                <w:webHidden/>
+              </w:rPr>
+              <w:instrText xml:space="preserve"> PAGEREF _Toc233588134 \h </w:instrText>
+            </w:r>
+            <w:r>
+              <w:rPr>
+                <w:noProof/>
+                <w:webHidden/>
+              </w:rPr>
+            </w:r>
+            <w:r>
+              <w:rPr>
+                <w:noProof/>
+                <w:webHidden/>
+              </w:rPr>
+              <w:fldChar w:fldCharType="separate"/>
+            </w:r>
+            <w:r>
+              <w:rPr>
+                <w:noProof/>
+                <w:webHidden/>
+              </w:rPr>
+              <w:t>3</w:t>
+            </w:r>
+            <w:r>
+              <w:rPr>
+                <w:noProof/>
+                <w:webHidden/>
+              </w:rPr>
+              <w:fldChar w:fldCharType="end"/>
+            </w:r>
+          </w:hyperlink>
+        </w:p>
+        <w:p>
+          <w:pPr>
+            <w:pStyle w:val="TOC2"/>
+            <w:tabs>
+              <w:tab w:val="left" w:pos="960"/>
+              <w:tab w:val="right" w:leader="dot" w:pos="9350"/>
+            </w:tabs>
+            <w:rPr>
+              <w:rFonts w:eastAsiaTheme="minorEastAsia"/>
+              <w:noProof/>
+            </w:rPr>
+          </w:pPr>
+          <w:hyperlink w:anchor="_Toc233588135" w:history="1">
+            <w:r>
+              <w:rPr>
+                <w:rStyle w:val="Hyperlink"/>
+                <w:noProof/>
+              </w:rPr>
+              <w:t>2.1.</w:t>
+            </w:r>
+            <w:r>
+              <w:rPr>
+                <w:rFonts w:eastAsiaTheme="minorEastAsia"/>
+                <w:noProof/>
+              </w:rPr>
+              <w:tab/>
+            </w:r>
+            <w:r>
+              <w:rPr>
+                <w:rStyle w:val="Hyperlink"/>
+                <w:noProof/>
+              </w:rPr>
+              <w:t>PRVI NIVO DEKOMPOZICIJE</w:t>
+            </w:r>
+            <w:r>
+              <w:rPr>
+                <w:noProof/>
+                <w:webHidden/>
+              </w:rPr>
+              <w:tab/>
+            </w:r>
+            <w:r>
+              <w:rPr>
+                <w:noProof/>
+                <w:webHidden/>
+              </w:rPr>
+              <w:fldChar w:fldCharType="begin"/>
+            </w:r>
+            <w:r>
+              <w:rPr>
+                <w:noProof/>
+                <w:webHidden/>
+              </w:rPr>
+              <w:instrText xml:space="preserve"> PAGEREF _Toc233588135 \h </w:instrText>
+            </w:r>
+            <w:r>
+              <w:rPr>
+                <w:noProof/>
+                <w:webHidden/>
+              </w:rPr>
+            </w:r>
+            <w:r>
+              <w:rPr>
+                <w:noProof/>
+                <w:webHidden/>
+              </w:rPr>
+              <w:fldChar w:fldCharType="separate"/>
+            </w:r>
+            <w:r>
+              <w:rPr>
+                <w:noProof/>
+                <w:webHidden/>
+              </w:rPr>
+              <w:t>3</w:t>
+            </w:r>
+            <w:r>
+              <w:rPr>
+                <w:noProof/>
+                <w:webHidden/>
+              </w:rPr>
+              <w:fldChar w:fldCharType="end"/>
+            </w:r>
+          </w:hyperlink>
+        </w:p>
+        <w:p>
+          <w:pPr>
+            <w:pStyle w:val="TOC3"/>
+            <w:tabs>
+              <w:tab w:val="left" w:pos="1440"/>
+              <w:tab w:val="right" w:leader="dot" w:pos="9350"/>
+            </w:tabs>
+            <w:rPr>
+              <w:rFonts w:eastAsiaTheme="minorEastAsia"/>
+              <w:noProof/>
+            </w:rPr>
+          </w:pPr>
+          <w:hyperlink w:anchor="_Toc233588136" w:history="1">
+            <w:r>
+              <w:rPr>
+                <w:rStyle w:val="Hyperlink"/>
+                <w:noProof/>
+              </w:rPr>
+              <w:t>2.1.1.</w:t>
+            </w:r>
+            <w:r>
+              <w:rPr>
+                <w:rFonts w:eastAsiaTheme="minorEastAsia"/>
+                <w:noProof/>
+              </w:rPr>
+              <w:tab/>
+            </w:r>
+            <w:r>
+              <w:rPr>
+                <w:rStyle w:val="Hyperlink"/>
+                <w:noProof/>
+              </w:rPr>
+              <w:t>Dekompozicija procesa PLANIRANJE TROŠKOVA</w:t>
+            </w:r>
+            <w:r>
+              <w:rPr>
+                <w:noProof/>
+                <w:webHidden/>
+              </w:rPr>
+              <w:tab/>
+            </w:r>
+            <w:r>
+              <w:rPr>
+                <w:noProof/>
+                <w:webHidden/>
+              </w:rPr>
+              <w:fldChar w:fldCharType="begin"/>
+            </w:r>
+            <w:r>
+              <w:rPr>
+                <w:noProof/>
+                <w:webHidden/>
+              </w:rPr>
+              <w:instrText xml:space="preserve"> PAGEREF _Toc233588136 \h </w:instrText>
+            </w:r>
+            <w:r>
+              <w:rPr>
+                <w:noProof/>
+                <w:webHidden/>
+              </w:rPr>
+            </w:r>
+            <w:r>
+              <w:rPr>
+                <w:noProof/>
+                <w:webHidden/>
+              </w:rPr>
+              <w:fldChar w:fldCharType="separate"/>
+            </w:r>
+            <w:r>
+              <w:rPr>
+                <w:noProof/>
+                <w:webHidden/>
+              </w:rPr>
+              <w:t>4</w:t>
+            </w:r>
+            <w:r>
+              <w:rPr>
+                <w:noProof/>
+                <w:webHidden/>
+              </w:rPr>
+              <w:fldChar w:fldCharType="end"/>
+            </w:r>
+          </w:hyperlink>
+        </w:p>
+        <w:p>
+          <w:pPr>
+            <w:pStyle w:val="TOC3"/>
+            <w:tabs>
+              <w:tab w:val="left" w:pos="1440"/>
+              <w:tab w:val="right" w:leader="dot" w:pos="9350"/>
+            </w:tabs>
+            <w:rPr>
+              <w:rFonts w:eastAsiaTheme="minorEastAsia"/>
+              <w:noProof/>
+            </w:rPr>
+          </w:pPr>
+          <w:hyperlink w:anchor="_Toc233588137" w:history="1">
+            <w:r>
+              <w:rPr>
+                <w:rStyle w:val="Hyperlink"/>
+                <w:noProof/>
+              </w:rPr>
+              <w:t>2.1.2.</w:t>
+            </w:r>
+            <w:r>
+              <w:rPr>
+                <w:rFonts w:eastAsiaTheme="minorEastAsia"/>
+                <w:noProof/>
+              </w:rPr>
+              <w:tab/>
+            </w:r>
+            <w:r>
+              <w:rPr>
+                <w:rStyle w:val="Hyperlink"/>
+                <w:noProof/>
+              </w:rPr>
+              <w:t>Dekompozicija procesa EViNDENTIRANJE TROŠKOVA</w:t>
+            </w:r>
+            <w:r>
+              <w:rPr>
+                <w:noProof/>
+                <w:webHidden/>
+              </w:rPr>
+              <w:tab/>
+            </w:r>
+            <w:r>
+              <w:rPr>
+                <w:noProof/>
+                <w:webHidden/>
+              </w:rPr>
+              <w:fldChar w:fldCharType="begin"/>
+            </w:r>
+            <w:r>
+              <w:rPr>
+                <w:noProof/>
+                <w:webHidden/>
+              </w:rPr>
+              <w:instrText xml:space="preserve"> PAGEREF _Toc233588137 \h </w:instrText>
+            </w:r>
+            <w:r>
+              <w:rPr>
+                <w:noProof/>
+                <w:webHidden/>
+              </w:rPr>
+            </w:r>
+            <w:r>
+              <w:rPr>
+                <w:noProof/>
+                <w:webHidden/>
+              </w:rPr>
+              <w:fldChar w:fldCharType="separate"/>
+            </w:r>
+            <w:r>
+              <w:rPr>
+                <w:noProof/>
+                <w:webHidden/>
+              </w:rPr>
+              <w:t>5</w:t>
+            </w:r>
+            <w:r>
+              <w:rPr>
+                <w:noProof/>
+                <w:webHidden/>
+              </w:rPr>
+              <w:fldChar w:fldCharType="end"/>
+            </w:r>
+          </w:hyperlink>
+        </w:p>
+        <w:p>
+          <w:pPr>
+            <w:pStyle w:val="TOC3"/>
+            <w:tabs>
+              <w:tab w:val="left" w:pos="1440"/>
+              <w:tab w:val="right" w:leader="dot" w:pos="9350"/>
+            </w:tabs>
+            <w:rPr>
+              <w:rFonts w:eastAsiaTheme="minorEastAsia"/>
+              <w:noProof/>
+            </w:rPr>
+          </w:pPr>
+          <w:hyperlink w:anchor="_Toc233588138" w:history="1">
+            <w:r>
+              <w:rPr>
+                <w:rStyle w:val="Hyperlink"/>
+                <w:noProof/>
+              </w:rPr>
+              <w:t>2.1.3.</w:t>
+            </w:r>
+            <w:r>
+              <w:rPr>
+                <w:rFonts w:eastAsiaTheme="minorEastAsia"/>
+                <w:noProof/>
+              </w:rPr>
+              <w:tab/>
+            </w:r>
+            <w:r>
+              <w:rPr>
+                <w:rStyle w:val="Hyperlink"/>
+                <w:noProof/>
+              </w:rPr>
+              <w:t>Dekompozicija procesa KONTROLA TROŠKOVA</w:t>
+            </w:r>
+            <w:r>
+              <w:rPr>
+                <w:noProof/>
+                <w:webHidden/>
+              </w:rPr>
+              <w:tab/>
+            </w:r>
+            <w:r>
+              <w:rPr>
+                <w:noProof/>
+                <w:webHidden/>
+              </w:rPr>
+              <w:fldChar w:fldCharType="begin"/>
+            </w:r>
+            <w:r>
+              <w:rPr>
+                <w:noProof/>
+                <w:webHidden/>
+              </w:rPr>
+              <w:instrText xml:space="preserve"> PAGEREF _Toc233588138 \h </w:instrText>
+            </w:r>
+            <w:r>
+              <w:rPr>
+                <w:noProof/>
+                <w:webHidden/>
+              </w:rPr>
+            </w:r>
+            <w:r>
+              <w:rPr>
+                <w:noProof/>
+                <w:webHidden/>
+              </w:rPr>
+              <w:fldChar w:fldCharType="separate"/>
+            </w:r>
+            <w:r>
+              <w:rPr>
+                <w:noProof/>
+                <w:webHidden/>
+              </w:rPr>
+              <w:t>6</w:t>
+            </w:r>
+            <w:r>
+              <w:rPr>
+                <w:noProof/>
+                <w:webHidden/>
+              </w:rPr>
+              <w:fldChar w:fldCharType="end"/>
+            </w:r>
+          </w:hyperlink>
+        </w:p>
+        <w:p>
+          <w:pPr>
+            <w:pStyle w:val="TOC3"/>
+            <w:tabs>
+              <w:tab w:val="left" w:pos="1440"/>
+              <w:tab w:val="right" w:leader="dot" w:pos="9350"/>
+            </w:tabs>
+            <w:rPr>
+              <w:rFonts w:eastAsiaTheme="minorEastAsia"/>
+              <w:noProof/>
+            </w:rPr>
+          </w:pPr>
+          <w:hyperlink w:anchor="_Toc233588139" w:history="1">
+            <w:r>
+              <w:rPr>
+                <w:rStyle w:val="Hyperlink"/>
+                <w:noProof/>
+              </w:rPr>
+              <w:t>2.1.4.</w:t>
+            </w:r>
+            <w:r>
+              <w:rPr>
+                <w:rFonts w:eastAsiaTheme="minorEastAsia"/>
+                <w:noProof/>
+              </w:rPr>
+              <w:tab/>
+            </w:r>
+            <w:r>
+              <w:rPr>
+                <w:rStyle w:val="Hyperlink"/>
+                <w:noProof/>
+              </w:rPr>
+              <w:t>Dekompozicija procesa ANALIZA TROŠKOVA I ODLUČIVANJE O TROŠKOVIMA</w:t>
+            </w:r>
+            <w:r>
+              <w:rPr>
+                <w:noProof/>
+                <w:webHidden/>
+              </w:rPr>
+              <w:tab/>
+            </w:r>
+            <w:r>
+              <w:rPr>
+                <w:noProof/>
+                <w:webHidden/>
+              </w:rPr>
+              <w:fldChar w:fldCharType="begin"/>
+            </w:r>
+            <w:r>
+              <w:rPr>
+                <w:noProof/>
+                <w:webHidden/>
+              </w:rPr>
+              <w:instrText xml:space="preserve"> PAGEREF _Toc233588139 \h </w:instrText>
+            </w:r>
+            <w:r>
+              <w:rPr>
+                <w:noProof/>
+                <w:webHidden/>
+              </w:rPr>
+            </w:r>
+            <w:r>
+              <w:rPr>
+                <w:noProof/>
+                <w:webHidden/>
+              </w:rPr>
+              <w:fldChar w:fldCharType="separate"/>
+            </w:r>
+            <w:r>
+              <w:rPr>
+                <w:noProof/>
+                <w:webHidden/>
+              </w:rPr>
+              <w:t>7</w:t>
+            </w:r>
+            <w:r>
+              <w:rPr>
+                <w:noProof/>
+                <w:webHidden/>
+              </w:rPr>
+              <w:fldChar w:fldCharType="end"/>
+            </w:r>
+          </w:hyperlink>
+        </w:p>
+        <w:p>
+          <w:pPr>
+            <w:pStyle w:val="TOC1"/>
+            <w:tabs>
+              <w:tab w:val="left" w:pos="480"/>
+              <w:tab w:val="right" w:leader="dot" w:pos="9350"/>
+            </w:tabs>
+            <w:rPr>
+              <w:rFonts w:eastAsiaTheme="minorEastAsia"/>
+              <w:noProof/>
+            </w:rPr>
+          </w:pPr>
+          <w:hyperlink w:anchor="_Toc233588140" w:history="1">
+            <w:r>
+              <w:rPr>
+                <w:rStyle w:val="Hyperlink"/>
+                <w:noProof/>
+              </w:rPr>
+              <w:t>3.</w:t>
+            </w:r>
+            <w:r>
+              <w:rPr>
+                <w:rFonts w:eastAsiaTheme="minorEastAsia"/>
+                <w:noProof/>
+              </w:rPr>
+              <w:tab/>
+            </w:r>
+            <w:r>
+              <w:rPr>
+                <w:rStyle w:val="Hyperlink"/>
+                <w:noProof/>
+              </w:rPr>
+              <w:t>IDEF ANALIZA</w:t>
+            </w:r>
+            <w:r>
+              <w:rPr>
+                <w:noProof/>
+                <w:webHidden/>
+              </w:rPr>
+              <w:tab/>
+            </w:r>
+            <w:r>
+              <w:rPr>
+                <w:noProof/>
+                <w:webHidden/>
+              </w:rPr>
+              <w:fldChar w:fldCharType="begin"/>
+            </w:r>
+            <w:r>
+              <w:rPr>
+                <w:noProof/>
+                <w:webHidden/>
+              </w:rPr>
+              <w:instrText xml:space="preserve"> PAGEREF _Toc233588140 \h </w:instrText>
+            </w:r>
+            <w:r>
+              <w:rPr>
+                <w:noProof/>
+                <w:webHidden/>
+              </w:rPr>
+            </w:r>
+            <w:r>
+              <w:rPr>
+                <w:noProof/>
+                <w:webHidden/>
+              </w:rPr>
+              <w:fldChar w:fldCharType="separate"/>
+            </w:r>
+            <w:r>
+              <w:rPr>
+                <w:noProof/>
+                <w:webHidden/>
+              </w:rPr>
+              <w:t>8</w:t>
+            </w:r>
+            <w:r>
+              <w:rPr>
+                <w:noProof/>
+                <w:webHidden/>
+              </w:rPr>
+              <w:fldChar w:fldCharType="end"/>
+            </w:r>
+          </w:hyperlink>
+        </w:p>
+        <w:p>
+          <w:pPr>
+            <w:pStyle w:val="TOC2"/>
+            <w:tabs>
+              <w:tab w:val="left" w:pos="960"/>
+              <w:tab w:val="right" w:leader="dot" w:pos="9350"/>
+            </w:tabs>
+            <w:rPr>
+              <w:rFonts w:eastAsiaTheme="minorEastAsia"/>
+              <w:noProof/>
+            </w:rPr>
+          </w:pPr>
+          <w:hyperlink w:anchor="_Toc233588141" w:history="1">
+            <w:r>
+              <w:rPr>
+                <w:rStyle w:val="Hyperlink"/>
+                <w:noProof/>
+              </w:rPr>
+              <w:t>3.1.</w:t>
+            </w:r>
+            <w:r>
+              <w:rPr>
+                <w:rFonts w:eastAsiaTheme="minorEastAsia"/>
+                <w:noProof/>
+              </w:rPr>
+              <w:tab/>
+            </w:r>
+            <w:r>
+              <w:rPr>
+                <w:rStyle w:val="Hyperlink"/>
+                <w:noProof/>
+              </w:rPr>
+              <w:t>IDEF0 root</w:t>
+            </w:r>
+            <w:r>
+              <w:rPr>
+                <w:noProof/>
+                <w:webHidden/>
+              </w:rPr>
+              <w:tab/>
+            </w:r>
+            <w:r>
+              <w:rPr>
+                <w:noProof/>
+                <w:webHidden/>
+              </w:rPr>
+              <w:fldChar w:fldCharType="begin"/>
+            </w:r>
+            <w:r>
+              <w:rPr>
+                <w:noProof/>
+                <w:webHidden/>
+              </w:rPr>
+              <w:instrText xml:space="preserve"> PAGEREF _Toc233588141 \h </w:instrText>
+            </w:r>
+            <w:r>
+              <w:rPr>
+                <w:noProof/>
+                <w:webHidden/>
+              </w:rPr>
+            </w:r>
+            <w:r>
+              <w:rPr>
+                <w:noProof/>
+                <w:webHidden/>
+              </w:rPr>
+              <w:fldChar w:fldCharType="separate"/>
+            </w:r>
+            <w:r>
+              <w:rPr>
+                <w:noProof/>
+                <w:webHidden/>
+              </w:rPr>
+              <w:t>8</w:t>
+            </w:r>
+            <w:r>
+              <w:rPr>
+                <w:noProof/>
+                <w:webHidden/>
+              </w:rPr>
+              <w:fldChar w:fldCharType="end"/>
+            </w:r>
+          </w:hyperlink>
+        </w:p>
+        <w:p>
           <w:r>
             <w:rPr>
               <w:b/>
@@ -350,10 +1104,12 @@
           <w:numId w:val="2"/>
         </w:numPr>
       </w:pPr>
+      <w:bookmarkStart w:id="0" w:name="_Toc233588133"/>
       <w:r>
         <w:lastRenderedPageBreak/>
         <w:t>UVOD</w:t>
       </w:r>
+      <w:bookmarkEnd w:id="0"/>
     </w:p>
     <w:p>
       <w:proofErr w:type="spellStart"/>
@@ -1992,16 +2748,946 @@
         <w:br w:type="page"/>
       </w:r>
     </w:p>
+    <w:p>
+      <w:pPr>
+        <w:pStyle w:val="Heading1"/>
+        <w:numPr>
+          <w:ilvl w:val="0"/>
+          <w:numId w:val="2"/>
+        </w:numPr>
+      </w:pPr>
+      <w:bookmarkStart w:id="1" w:name="_Toc233588134"/>
+      <w:r>
+        <w:lastRenderedPageBreak/>
+        <w:t>SSA ANALIZA</w:t>
+      </w:r>
+      <w:bookmarkEnd w:id="1"/>
+    </w:p>
     <w:p/>
+    <w:p>
+      <w:r>
+        <w:rPr>
+          <w:noProof/>
+        </w:rPr>
+        <w:drawing>
+          <wp:inline distT="0" distB="0" distL="0" distR="0" wp14:anchorId="2901238D" wp14:editId="0672223D">
+            <wp:extent cx="5943600" cy="1259840"/>
+            <wp:effectExtent l="0" t="0" r="0" b="0"/>
+            <wp:docPr id="608225660" name="Picture 1"/>
+            <wp:cNvGraphicFramePr>
+              <a:graphicFrameLocks xmlns:a="http://schemas.openxmlformats.org/drawingml/2006/main" noChangeAspect="1"/>
+            </wp:cNvGraphicFramePr>
+            <a:graphic xmlns:a="http://schemas.openxmlformats.org/drawingml/2006/main">
+              <a:graphicData uri="http://schemas.openxmlformats.org/drawingml/2006/picture">
+                <pic:pic xmlns:pic="http://schemas.openxmlformats.org/drawingml/2006/picture">
+                  <pic:nvPicPr>
+                    <pic:cNvPr id="608225660" name="Picture 608225660"/>
+                    <pic:cNvPicPr/>
+                  </pic:nvPicPr>
+                  <pic:blipFill>
+                    <a:blip r:embed="rId9">
+                      <a:extLst>
+                        <a:ext uri="{28A0092B-C50C-407E-A947-70E740481C1C}">
+                          <a14:useLocalDpi xmlns:a14="http://schemas.microsoft.com/office/drawing/2010/main" val="0"/>
+                        </a:ext>
+                      </a:extLst>
+                    </a:blip>
+                    <a:stretch>
+                      <a:fillRect/>
+                    </a:stretch>
+                  </pic:blipFill>
+                  <pic:spPr>
+                    <a:xfrm>
+                      <a:off x="0" y="0"/>
+                      <a:ext cx="5943600" cy="1259840"/>
+                    </a:xfrm>
+                    <a:prstGeom prst="rect">
+                      <a:avLst/>
+                    </a:prstGeom>
+                  </pic:spPr>
+                </pic:pic>
+              </a:graphicData>
+            </a:graphic>
+          </wp:inline>
+        </w:drawing>
+      </w:r>
+    </w:p>
+    <w:p>
+      <w:pPr>
+        <w:jc w:val="center"/>
+        <w:rPr>
+          <w:i/>
+          <w:iCs/>
+        </w:rPr>
+      </w:pPr>
+      <w:r>
+        <w:rPr>
+          <w:i/>
+          <w:iCs/>
+        </w:rPr>
+        <w:t xml:space="preserve">root SSA </w:t>
+      </w:r>
+      <w:proofErr w:type="spellStart"/>
+      <w:r>
+        <w:rPr>
+          <w:i/>
+          <w:iCs/>
+        </w:rPr>
+        <w:t>dijagram</w:t>
+      </w:r>
+      <w:proofErr w:type="spellEnd"/>
+    </w:p>
+    <w:p>
+      <w:pPr>
+        <w:jc w:val="center"/>
+      </w:pPr>
+    </w:p>
+    <w:p>
+      <w:pPr>
+        <w:pStyle w:val="Heading2"/>
+        <w:numPr>
+          <w:ilvl w:val="1"/>
+          <w:numId w:val="2"/>
+        </w:numPr>
+      </w:pPr>
+      <w:bookmarkStart w:id="2" w:name="_Toc233588135"/>
+      <w:r>
+        <w:t>PRVI NIVO DEKOMPOZICIJE</w:t>
+      </w:r>
+      <w:bookmarkEnd w:id="2"/>
+    </w:p>
+    <w:p>
+      <w:r>
+        <w:rPr>
+          <w:noProof/>
+        </w:rPr>
+        <w:drawing>
+          <wp:inline distT="0" distB="0" distL="0" distR="0" wp14:anchorId="0BD4302F" wp14:editId="73B70439">
+            <wp:extent cx="5943600" cy="4049395"/>
+            <wp:effectExtent l="0" t="0" r="0" b="8255"/>
+            <wp:docPr id="1358778110" name="Picture 2"/>
+            <wp:cNvGraphicFramePr>
+              <a:graphicFrameLocks xmlns:a="http://schemas.openxmlformats.org/drawingml/2006/main" noChangeAspect="1"/>
+            </wp:cNvGraphicFramePr>
+            <a:graphic xmlns:a="http://schemas.openxmlformats.org/drawingml/2006/main">
+              <a:graphicData uri="http://schemas.openxmlformats.org/drawingml/2006/picture">
+                <pic:pic xmlns:pic="http://schemas.openxmlformats.org/drawingml/2006/picture">
+                  <pic:nvPicPr>
+                    <pic:cNvPr id="1358778110" name="Picture 1358778110"/>
+                    <pic:cNvPicPr/>
+                  </pic:nvPicPr>
+                  <pic:blipFill>
+                    <a:blip r:embed="rId10">
+                      <a:extLst>
+                        <a:ext uri="{28A0092B-C50C-407E-A947-70E740481C1C}">
+                          <a14:useLocalDpi xmlns:a14="http://schemas.microsoft.com/office/drawing/2010/main" val="0"/>
+                        </a:ext>
+                      </a:extLst>
+                    </a:blip>
+                    <a:stretch>
+                      <a:fillRect/>
+                    </a:stretch>
+                  </pic:blipFill>
+                  <pic:spPr>
+                    <a:xfrm>
+                      <a:off x="0" y="0"/>
+                      <a:ext cx="5943600" cy="4049395"/>
+                    </a:xfrm>
+                    <a:prstGeom prst="rect">
+                      <a:avLst/>
+                    </a:prstGeom>
+                  </pic:spPr>
+                </pic:pic>
+              </a:graphicData>
+            </a:graphic>
+          </wp:inline>
+        </w:drawing>
+      </w:r>
+    </w:p>
+    <w:p>
+      <w:pPr>
+        <w:jc w:val="center"/>
+        <w:rPr>
+          <w:i/>
+          <w:iCs/>
+        </w:rPr>
+      </w:pPr>
+      <w:r>
+        <w:rPr>
+          <w:i/>
+          <w:iCs/>
+        </w:rPr>
+        <w:t xml:space="preserve">SSA </w:t>
+      </w:r>
+      <w:proofErr w:type="spellStart"/>
+      <w:r>
+        <w:rPr>
+          <w:i/>
+          <w:iCs/>
+        </w:rPr>
+        <w:t>prvi</w:t>
+      </w:r>
+      <w:proofErr w:type="spellEnd"/>
+      <w:r>
+        <w:rPr>
+          <w:i/>
+          <w:iCs/>
+        </w:rPr>
+        <w:t xml:space="preserve"> </w:t>
+      </w:r>
+      <w:proofErr w:type="spellStart"/>
+      <w:r>
+        <w:rPr>
+          <w:i/>
+          <w:iCs/>
+        </w:rPr>
+        <w:t>nivo</w:t>
+      </w:r>
+      <w:proofErr w:type="spellEnd"/>
+      <w:r>
+        <w:rPr>
+          <w:i/>
+          <w:iCs/>
+        </w:rPr>
+        <w:t xml:space="preserve"> </w:t>
+      </w:r>
+      <w:proofErr w:type="spellStart"/>
+      <w:r>
+        <w:rPr>
+          <w:i/>
+          <w:iCs/>
+        </w:rPr>
+        <w:t>dekompozicije</w:t>
+      </w:r>
+      <w:proofErr w:type="spellEnd"/>
+    </w:p>
+    <w:p>
+      <w:r>
+        <w:br w:type="page"/>
+      </w:r>
+    </w:p>
+    <w:p>
+      <w:pPr>
+        <w:pStyle w:val="Heading3"/>
+        <w:numPr>
+          <w:ilvl w:val="2"/>
+          <w:numId w:val="2"/>
+        </w:numPr>
+      </w:pPr>
+      <w:bookmarkStart w:id="3" w:name="_Toc233588136"/>
+      <w:proofErr w:type="spellStart"/>
+      <w:r>
+        <w:lastRenderedPageBreak/>
+        <w:t>Dekompozicija</w:t>
+      </w:r>
+      <w:proofErr w:type="spellEnd"/>
+      <w:r>
+        <w:t xml:space="preserve"> </w:t>
+      </w:r>
+      <w:proofErr w:type="spellStart"/>
+      <w:r>
+        <w:t>procesa</w:t>
+      </w:r>
+      <w:proofErr w:type="spellEnd"/>
+      <w:r>
+        <w:t xml:space="preserve"> PLANIRANJE TROŠKOVA</w:t>
+      </w:r>
+      <w:bookmarkEnd w:id="3"/>
+    </w:p>
+    <w:p>
+      <w:pPr>
+        <w:ind w:left="360"/>
+      </w:pPr>
+      <w:r>
+        <w:rPr>
+          <w:noProof/>
+        </w:rPr>
+        <w:drawing>
+          <wp:inline distT="0" distB="0" distL="0" distR="0" wp14:anchorId="4C2B4860" wp14:editId="302FFF90">
+            <wp:extent cx="5943600" cy="5362575"/>
+            <wp:effectExtent l="0" t="0" r="0" b="9525"/>
+            <wp:docPr id="1954019912" name="Picture 3"/>
+            <wp:cNvGraphicFramePr>
+              <a:graphicFrameLocks xmlns:a="http://schemas.openxmlformats.org/drawingml/2006/main" noChangeAspect="1"/>
+            </wp:cNvGraphicFramePr>
+            <a:graphic xmlns:a="http://schemas.openxmlformats.org/drawingml/2006/main">
+              <a:graphicData uri="http://schemas.openxmlformats.org/drawingml/2006/picture">
+                <pic:pic xmlns:pic="http://schemas.openxmlformats.org/drawingml/2006/picture">
+                  <pic:nvPicPr>
+                    <pic:cNvPr id="1954019912" name="Picture 1954019912"/>
+                    <pic:cNvPicPr/>
+                  </pic:nvPicPr>
+                  <pic:blipFill>
+                    <a:blip r:embed="rId11">
+                      <a:extLst>
+                        <a:ext uri="{28A0092B-C50C-407E-A947-70E740481C1C}">
+                          <a14:useLocalDpi xmlns:a14="http://schemas.microsoft.com/office/drawing/2010/main" val="0"/>
+                        </a:ext>
+                      </a:extLst>
+                    </a:blip>
+                    <a:stretch>
+                      <a:fillRect/>
+                    </a:stretch>
+                  </pic:blipFill>
+                  <pic:spPr>
+                    <a:xfrm>
+                      <a:off x="0" y="0"/>
+                      <a:ext cx="5943600" cy="5362575"/>
+                    </a:xfrm>
+                    <a:prstGeom prst="rect">
+                      <a:avLst/>
+                    </a:prstGeom>
+                  </pic:spPr>
+                </pic:pic>
+              </a:graphicData>
+            </a:graphic>
+          </wp:inline>
+        </w:drawing>
+      </w:r>
+    </w:p>
+    <w:p>
+      <w:pPr>
+        <w:ind w:left="360"/>
+        <w:jc w:val="center"/>
+        <w:rPr>
+          <w:i/>
+          <w:iCs/>
+        </w:rPr>
+      </w:pPr>
+      <w:r>
+        <w:rPr>
+          <w:i/>
+          <w:iCs/>
+        </w:rPr>
+        <w:t xml:space="preserve">SSA </w:t>
+      </w:r>
+      <w:proofErr w:type="spellStart"/>
+      <w:r>
+        <w:rPr>
+          <w:i/>
+          <w:iCs/>
+        </w:rPr>
+        <w:t>dekompozicija</w:t>
+      </w:r>
+      <w:proofErr w:type="spellEnd"/>
+      <w:r>
+        <w:rPr>
+          <w:i/>
+          <w:iCs/>
+        </w:rPr>
+        <w:t xml:space="preserve"> </w:t>
+      </w:r>
+      <w:proofErr w:type="spellStart"/>
+      <w:r>
+        <w:rPr>
+          <w:i/>
+          <w:iCs/>
+        </w:rPr>
+        <w:t>procesa</w:t>
+      </w:r>
+      <w:proofErr w:type="spellEnd"/>
+      <w:r>
+        <w:rPr>
+          <w:i/>
+          <w:iCs/>
+        </w:rPr>
+        <w:t xml:space="preserve"> PLANIRANJE TROŠKOVA</w:t>
+      </w:r>
+    </w:p>
+    <w:p>
+      <w:pPr>
+        <w:ind w:left="360"/>
+        <w:jc w:val="center"/>
+        <w:rPr>
+          <w:i/>
+          <w:iCs/>
+        </w:rPr>
+      </w:pPr>
+    </w:p>
+    <w:p>
+      <w:r>
+        <w:br w:type="page"/>
+      </w:r>
+    </w:p>
+    <w:p>
+      <w:pPr>
+        <w:pStyle w:val="Heading3"/>
+        <w:numPr>
+          <w:ilvl w:val="2"/>
+          <w:numId w:val="2"/>
+        </w:numPr>
+      </w:pPr>
+      <w:bookmarkStart w:id="4" w:name="_Toc233588137"/>
+      <w:proofErr w:type="spellStart"/>
+      <w:r>
+        <w:lastRenderedPageBreak/>
+        <w:t>Dekompozicija</w:t>
+      </w:r>
+      <w:proofErr w:type="spellEnd"/>
+      <w:r>
+        <w:t xml:space="preserve"> </w:t>
+      </w:r>
+      <w:proofErr w:type="spellStart"/>
+      <w:r>
+        <w:t>procesa</w:t>
+      </w:r>
+      <w:proofErr w:type="spellEnd"/>
+      <w:r>
+        <w:t xml:space="preserve"> </w:t>
+      </w:r>
+      <w:proofErr w:type="spellStart"/>
+      <w:r>
+        <w:t>EViNDENTIRANJE</w:t>
+      </w:r>
+      <w:proofErr w:type="spellEnd"/>
+      <w:r>
+        <w:t xml:space="preserve"> TROŠKOVA</w:t>
+      </w:r>
+      <w:bookmarkEnd w:id="4"/>
+    </w:p>
+    <w:p>
+      <w:r>
+        <w:rPr>
+          <w:noProof/>
+        </w:rPr>
+        <w:drawing>
+          <wp:inline distT="0" distB="0" distL="0" distR="0" wp14:anchorId="48FE33E8" wp14:editId="6018FB97">
+            <wp:extent cx="5543550" cy="5267325"/>
+            <wp:effectExtent l="0" t="0" r="0" b="9525"/>
+            <wp:docPr id="1349819794" name="Picture 4"/>
+            <wp:cNvGraphicFramePr>
+              <a:graphicFrameLocks xmlns:a="http://schemas.openxmlformats.org/drawingml/2006/main" noChangeAspect="1"/>
+            </wp:cNvGraphicFramePr>
+            <a:graphic xmlns:a="http://schemas.openxmlformats.org/drawingml/2006/main">
+              <a:graphicData uri="http://schemas.openxmlformats.org/drawingml/2006/picture">
+                <pic:pic xmlns:pic="http://schemas.openxmlformats.org/drawingml/2006/picture">
+                  <pic:nvPicPr>
+                    <pic:cNvPr id="1349819794" name="Picture 1349819794"/>
+                    <pic:cNvPicPr/>
+                  </pic:nvPicPr>
+                  <pic:blipFill>
+                    <a:blip r:embed="rId12">
+                      <a:extLst>
+                        <a:ext uri="{28A0092B-C50C-407E-A947-70E740481C1C}">
+                          <a14:useLocalDpi xmlns:a14="http://schemas.microsoft.com/office/drawing/2010/main" val="0"/>
+                        </a:ext>
+                      </a:extLst>
+                    </a:blip>
+                    <a:stretch>
+                      <a:fillRect/>
+                    </a:stretch>
+                  </pic:blipFill>
+                  <pic:spPr>
+                    <a:xfrm>
+                      <a:off x="0" y="0"/>
+                      <a:ext cx="5543550" cy="5267325"/>
+                    </a:xfrm>
+                    <a:prstGeom prst="rect">
+                      <a:avLst/>
+                    </a:prstGeom>
+                  </pic:spPr>
+                </pic:pic>
+              </a:graphicData>
+            </a:graphic>
+          </wp:inline>
+        </w:drawing>
+      </w:r>
+    </w:p>
+    <w:p>
+      <w:pPr>
+        <w:ind w:left="360"/>
+        <w:jc w:val="center"/>
+        <w:rPr>
+          <w:i/>
+          <w:iCs/>
+        </w:rPr>
+      </w:pPr>
+      <w:r>
+        <w:rPr>
+          <w:i/>
+          <w:iCs/>
+        </w:rPr>
+        <w:t xml:space="preserve">SSA </w:t>
+      </w:r>
+      <w:proofErr w:type="spellStart"/>
+      <w:r>
+        <w:rPr>
+          <w:i/>
+          <w:iCs/>
+        </w:rPr>
+        <w:t>dekompozicija</w:t>
+      </w:r>
+      <w:proofErr w:type="spellEnd"/>
+      <w:r>
+        <w:rPr>
+          <w:i/>
+          <w:iCs/>
+        </w:rPr>
+        <w:t xml:space="preserve"> </w:t>
+      </w:r>
+      <w:proofErr w:type="spellStart"/>
+      <w:r>
+        <w:rPr>
+          <w:i/>
+          <w:iCs/>
+        </w:rPr>
+        <w:t>procesa</w:t>
+      </w:r>
+      <w:proofErr w:type="spellEnd"/>
+      <w:r>
+        <w:rPr>
+          <w:i/>
+          <w:iCs/>
+        </w:rPr>
+        <w:t xml:space="preserve"> </w:t>
+      </w:r>
+      <w:r>
+        <w:rPr>
+          <w:i/>
+          <w:iCs/>
+        </w:rPr>
+        <w:t>EVIDENTIRANJE TROŠKOVA</w:t>
+      </w:r>
+    </w:p>
+    <w:p>
+      <w:r>
+        <w:br w:type="page"/>
+      </w:r>
+    </w:p>
+    <w:p>
+      <w:pPr>
+        <w:pStyle w:val="Heading3"/>
+        <w:numPr>
+          <w:ilvl w:val="2"/>
+          <w:numId w:val="2"/>
+        </w:numPr>
+      </w:pPr>
+      <w:bookmarkStart w:id="5" w:name="_Toc233588138"/>
+      <w:proofErr w:type="spellStart"/>
+      <w:r>
+        <w:lastRenderedPageBreak/>
+        <w:t>Dekompozicija</w:t>
+      </w:r>
+      <w:proofErr w:type="spellEnd"/>
+      <w:r>
+        <w:t xml:space="preserve"> </w:t>
+      </w:r>
+      <w:proofErr w:type="spellStart"/>
+      <w:r>
+        <w:t>procesa</w:t>
+      </w:r>
+      <w:proofErr w:type="spellEnd"/>
+      <w:r>
+        <w:t xml:space="preserve"> KONTROLA TROŠKOVA</w:t>
+      </w:r>
+      <w:bookmarkEnd w:id="5"/>
+    </w:p>
+    <w:p>
+      <w:r>
+        <w:rPr>
+          <w:noProof/>
+        </w:rPr>
+        <w:drawing>
+          <wp:inline distT="0" distB="0" distL="0" distR="0" wp14:anchorId="3F200A90" wp14:editId="55E94119">
+            <wp:extent cx="5943600" cy="4493260"/>
+            <wp:effectExtent l="0" t="0" r="0" b="2540"/>
+            <wp:docPr id="867161589" name="Picture 5"/>
+            <wp:cNvGraphicFramePr>
+              <a:graphicFrameLocks xmlns:a="http://schemas.openxmlformats.org/drawingml/2006/main" noChangeAspect="1"/>
+            </wp:cNvGraphicFramePr>
+            <a:graphic xmlns:a="http://schemas.openxmlformats.org/drawingml/2006/main">
+              <a:graphicData uri="http://schemas.openxmlformats.org/drawingml/2006/picture">
+                <pic:pic xmlns:pic="http://schemas.openxmlformats.org/drawingml/2006/picture">
+                  <pic:nvPicPr>
+                    <pic:cNvPr id="867161589" name="Picture 867161589"/>
+                    <pic:cNvPicPr/>
+                  </pic:nvPicPr>
+                  <pic:blipFill>
+                    <a:blip r:embed="rId13">
+                      <a:extLst>
+                        <a:ext uri="{28A0092B-C50C-407E-A947-70E740481C1C}">
+                          <a14:useLocalDpi xmlns:a14="http://schemas.microsoft.com/office/drawing/2010/main" val="0"/>
+                        </a:ext>
+                      </a:extLst>
+                    </a:blip>
+                    <a:stretch>
+                      <a:fillRect/>
+                    </a:stretch>
+                  </pic:blipFill>
+                  <pic:spPr>
+                    <a:xfrm>
+                      <a:off x="0" y="0"/>
+                      <a:ext cx="5943600" cy="4493260"/>
+                    </a:xfrm>
+                    <a:prstGeom prst="rect">
+                      <a:avLst/>
+                    </a:prstGeom>
+                  </pic:spPr>
+                </pic:pic>
+              </a:graphicData>
+            </a:graphic>
+          </wp:inline>
+        </w:drawing>
+      </w:r>
+    </w:p>
+    <w:p>
+      <w:pPr>
+        <w:ind w:left="360"/>
+        <w:jc w:val="center"/>
+        <w:rPr>
+          <w:i/>
+          <w:iCs/>
+        </w:rPr>
+      </w:pPr>
+      <w:r>
+        <w:rPr>
+          <w:i/>
+          <w:iCs/>
+        </w:rPr>
+        <w:t xml:space="preserve">SSA </w:t>
+      </w:r>
+      <w:proofErr w:type="spellStart"/>
+      <w:r>
+        <w:rPr>
+          <w:i/>
+          <w:iCs/>
+        </w:rPr>
+        <w:t>dekompozicija</w:t>
+      </w:r>
+      <w:proofErr w:type="spellEnd"/>
+      <w:r>
+        <w:rPr>
+          <w:i/>
+          <w:iCs/>
+        </w:rPr>
+        <w:t xml:space="preserve"> </w:t>
+      </w:r>
+      <w:proofErr w:type="spellStart"/>
+      <w:r>
+        <w:rPr>
+          <w:i/>
+          <w:iCs/>
+        </w:rPr>
+        <w:t>procesa</w:t>
+      </w:r>
+      <w:proofErr w:type="spellEnd"/>
+      <w:r>
+        <w:rPr>
+          <w:i/>
+          <w:iCs/>
+        </w:rPr>
+        <w:t xml:space="preserve"> </w:t>
+      </w:r>
+      <w:r>
+        <w:rPr>
+          <w:i/>
+          <w:iCs/>
+        </w:rPr>
+        <w:t>KONTROLA</w:t>
+      </w:r>
+      <w:r>
+        <w:rPr>
+          <w:i/>
+          <w:iCs/>
+        </w:rPr>
+        <w:t xml:space="preserve"> TROŠKOVA</w:t>
+      </w:r>
+    </w:p>
+    <w:p>
+      <w:r>
+        <w:br w:type="page"/>
+      </w:r>
+    </w:p>
     <w:p/>
+    <w:p>
+      <w:pPr>
+        <w:pStyle w:val="Heading3"/>
+        <w:numPr>
+          <w:ilvl w:val="2"/>
+          <w:numId w:val="2"/>
+        </w:numPr>
+      </w:pPr>
+      <w:bookmarkStart w:id="6" w:name="_Toc233588139"/>
+      <w:proofErr w:type="spellStart"/>
+      <w:r>
+        <w:t>Dekompozicija</w:t>
+      </w:r>
+      <w:proofErr w:type="spellEnd"/>
+      <w:r>
+        <w:t xml:space="preserve"> </w:t>
+      </w:r>
+      <w:proofErr w:type="spellStart"/>
+      <w:r>
+        <w:t>procesa</w:t>
+      </w:r>
+      <w:proofErr w:type="spellEnd"/>
+      <w:r>
+        <w:t xml:space="preserve"> ANALIZA TROŠKOVA I ODLUČIVANJE O TROŠKOVIMA</w:t>
+      </w:r>
+      <w:bookmarkEnd w:id="6"/>
+    </w:p>
+    <w:p>
+      <w:r>
+        <w:rPr>
+          <w:noProof/>
+        </w:rPr>
+        <w:drawing>
+          <wp:inline distT="0" distB="0" distL="0" distR="0" wp14:anchorId="6AB410B9" wp14:editId="530B69B0">
+            <wp:extent cx="5943600" cy="5398135"/>
+            <wp:effectExtent l="0" t="0" r="0" b="0"/>
+            <wp:docPr id="1256583420" name="Picture 6"/>
+            <wp:cNvGraphicFramePr>
+              <a:graphicFrameLocks xmlns:a="http://schemas.openxmlformats.org/drawingml/2006/main" noChangeAspect="1"/>
+            </wp:cNvGraphicFramePr>
+            <a:graphic xmlns:a="http://schemas.openxmlformats.org/drawingml/2006/main">
+              <a:graphicData uri="http://schemas.openxmlformats.org/drawingml/2006/picture">
+                <pic:pic xmlns:pic="http://schemas.openxmlformats.org/drawingml/2006/picture">
+                  <pic:nvPicPr>
+                    <pic:cNvPr id="1256583420" name="Picture 1256583420"/>
+                    <pic:cNvPicPr/>
+                  </pic:nvPicPr>
+                  <pic:blipFill>
+                    <a:blip r:embed="rId14">
+                      <a:extLst>
+                        <a:ext uri="{28A0092B-C50C-407E-A947-70E740481C1C}">
+                          <a14:useLocalDpi xmlns:a14="http://schemas.microsoft.com/office/drawing/2010/main" val="0"/>
+                        </a:ext>
+                      </a:extLst>
+                    </a:blip>
+                    <a:stretch>
+                      <a:fillRect/>
+                    </a:stretch>
+                  </pic:blipFill>
+                  <pic:spPr>
+                    <a:xfrm>
+                      <a:off x="0" y="0"/>
+                      <a:ext cx="5943600" cy="5398135"/>
+                    </a:xfrm>
+                    <a:prstGeom prst="rect">
+                      <a:avLst/>
+                    </a:prstGeom>
+                  </pic:spPr>
+                </pic:pic>
+              </a:graphicData>
+            </a:graphic>
+          </wp:inline>
+        </w:drawing>
+      </w:r>
+    </w:p>
+    <w:p>
+      <w:pPr>
+        <w:ind w:left="360"/>
+        <w:jc w:val="center"/>
+        <w:rPr>
+          <w:i/>
+          <w:iCs/>
+        </w:rPr>
+      </w:pPr>
+      <w:r>
+        <w:rPr>
+          <w:i/>
+          <w:iCs/>
+        </w:rPr>
+        <w:t xml:space="preserve">SSA </w:t>
+      </w:r>
+      <w:proofErr w:type="spellStart"/>
+      <w:r>
+        <w:rPr>
+          <w:i/>
+          <w:iCs/>
+        </w:rPr>
+        <w:t>dekompozicija</w:t>
+      </w:r>
+      <w:proofErr w:type="spellEnd"/>
+      <w:r>
+        <w:rPr>
+          <w:i/>
+          <w:iCs/>
+        </w:rPr>
+        <w:t xml:space="preserve"> </w:t>
+      </w:r>
+      <w:proofErr w:type="spellStart"/>
+      <w:r>
+        <w:rPr>
+          <w:i/>
+          <w:iCs/>
+        </w:rPr>
+        <w:t>procesa</w:t>
+      </w:r>
+      <w:proofErr w:type="spellEnd"/>
+      <w:r>
+        <w:rPr>
+          <w:i/>
+          <w:iCs/>
+        </w:rPr>
+        <w:t xml:space="preserve"> </w:t>
+      </w:r>
+      <w:r>
+        <w:rPr>
+          <w:i/>
+          <w:iCs/>
+        </w:rPr>
+        <w:t>ANALIZA TROŠKOVA I ODLUČIVANJE O TROŠKOVIMA</w:t>
+      </w:r>
+    </w:p>
+    <w:p>
+      <w:pPr>
+        <w:rPr>
+          <w:i/>
+          <w:iCs/>
+        </w:rPr>
+      </w:pPr>
+      <w:r>
+        <w:rPr>
+          <w:i/>
+          <w:iCs/>
+        </w:rPr>
+        <w:br w:type="page"/>
+      </w:r>
+    </w:p>
+    <w:p>
+      <w:pPr>
+        <w:pStyle w:val="Heading1"/>
+        <w:numPr>
+          <w:ilvl w:val="0"/>
+          <w:numId w:val="2"/>
+        </w:numPr>
+      </w:pPr>
+      <w:bookmarkStart w:id="7" w:name="_Toc233588140"/>
+      <w:r>
+        <w:lastRenderedPageBreak/>
+        <w:t>IDEF ANALIZA</w:t>
+      </w:r>
+      <w:bookmarkEnd w:id="7"/>
+    </w:p>
+    <w:p>
+      <w:pPr>
+        <w:pStyle w:val="Heading2"/>
+        <w:numPr>
+          <w:ilvl w:val="1"/>
+          <w:numId w:val="2"/>
+        </w:numPr>
+      </w:pPr>
+      <w:bookmarkStart w:id="8" w:name="_Toc233588141"/>
+      <w:r>
+        <w:t>IDEF0 root</w:t>
+      </w:r>
+      <w:bookmarkEnd w:id="8"/>
+    </w:p>
     <w:sectPr>
+      <w:footerReference w:type="default" r:id="rId15"/>
       <w:pgSz w:w="12240" w:h="15840"/>
       <w:pgMar w:top="1440" w:right="1440" w:bottom="1440" w:left="1440" w:header="720" w:footer="720" w:gutter="0"/>
+      <w:pgNumType w:start="0"/>
       <w:cols w:space="720"/>
+      <w:titlePg/>
       <w:docGrid w:linePitch="360"/>
     </w:sectPr>
   </w:body>
 </w:document>
+</file>
+
+<file path=word/endnotes.xml><?xml version="1.0" encoding="utf-8"?>
+<w:endnotes xmlns:wpc="http://schemas.microsoft.com/office/word/2010/wordprocessingCanvas" xmlns:cx="http://schemas.microsoft.com/office/drawing/2014/chartex" xmlns:cx1="http://schemas.microsoft.com/office/drawing/2015/9/8/chartex" xmlns:cx2="http://schemas.microsoft.com/office/drawing/2015/10/21/chartex" xmlns:cx3="http://schemas.microsoft.com/office/drawing/2016/5/9/chartex" xmlns:cx4="http://schemas.microsoft.com/office/drawing/2016/5/10/chartex" xmlns:cx5="http://schemas.microsoft.com/office/drawing/2016/5/11/chartex" xmlns:cx6="http://schemas.microsoft.com/office/drawing/2016/5/12/chartex" xmlns:cx7="http://schemas.microsoft.com/office/drawing/2016/5/13/chartex" xmlns:cx8="http://schemas.microsoft.com/office/drawing/2016/5/14/chartex" xmlns:mc="http://schemas.openxmlformats.org/markup-compatibility/2006" xmlns:aink="http://schemas.microsoft.com/office/drawing/2016/ink" xmlns:am3d="http://schemas.microsoft.com/office/drawing/2017/model3d" xmlns:o="urn:schemas-microsoft-com:office:office" xmlns:oel="http://schemas.microsoft.com/office/2019/extlst" xmlns:r="http://schemas.openxmlformats.org/officeDocument/2006/relationships" xmlns:m="http://schemas.openxmlformats.org/officeDocument/2006/math" xmlns:v="urn:schemas-microsoft-com:vml" xmlns:wp14="http://schemas.microsoft.com/office/word/2010/wordprocessingDrawing" xmlns:wp="http://schemas.openxmlformats.org/drawingml/2006/wordprocessingDrawing" xmlns:w10="urn:schemas-microsoft-com:office:word" xmlns:w="http://schemas.openxmlformats.org/wordprocessingml/2006/main" xmlns:w14="http://schemas.microsoft.com/office/word/2010/wordml" xmlns:w15="http://schemas.microsoft.com/office/word/2012/wordml" xmlns:w16cei="http://schemas.microsoft.com/office/word/2026/wordml/cei" xmlns:w16cex="http://schemas.microsoft.com/office/word/2018/wordml/cex" xmlns:w16cid="http://schemas.microsoft.com/office/word/2016/wordml/cid" xmlns:w16="http://schemas.microsoft.com/office/word/2018/wordml" xmlns:w16du="http://schemas.microsoft.com/office/word/2023/wordml/word16du" xmlns:w16sdtdh="http://schemas.microsoft.com/office/word/2020/wordml/sdtdatahash" xmlns:w16sdtfl="http://schemas.microsoft.com/office/word/2024/wordml/sdtformatlock" xmlns:w16se="http://schemas.microsoft.com/office/word/2015/wordml/symex" xmlns:wpg="http://schemas.microsoft.com/office/word/2010/wordprocessingGroup" xmlns:wpi="http://schemas.microsoft.com/office/word/2010/wordprocessingInk" xmlns:wne="http://schemas.microsoft.com/office/word/2006/wordml" xmlns:wps="http://schemas.microsoft.com/office/word/2010/wordprocessingShape" mc:Ignorable="w14 w15 w16se w16cid w16 w16cex w16sdtdh w16sdtfl w16du wp14">
+  <w:endnote w:type="separator" w:id="-1">
+    <w:p>
+      <w:pPr>
+        <w:spacing w:after="0" w:line="240" w:lineRule="auto"/>
+      </w:pPr>
+      <w:r>
+        <w:separator/>
+      </w:r>
+    </w:p>
+  </w:endnote>
+  <w:endnote w:type="continuationSeparator" w:id="0">
+    <w:p>
+      <w:pPr>
+        <w:spacing w:after="0" w:line="240" w:lineRule="auto"/>
+      </w:pPr>
+      <w:r>
+        <w:continuationSeparator/>
+      </w:r>
+    </w:p>
+  </w:endnote>
+</w:endnotes>
+</file>
+
+<file path=word/footer1.xml><?xml version="1.0" encoding="utf-8"?>
+<w:ftr xmlns:wpc="http://schemas.microsoft.com/office/word/2010/wordprocessingCanvas" xmlns:cx="http://schemas.microsoft.com/office/drawing/2014/chartex" xmlns:cx1="http://schemas.microsoft.com/office/drawing/2015/9/8/chartex" xmlns:cx2="http://schemas.microsoft.com/office/drawing/2015/10/21/chartex" xmlns:cx3="http://schemas.microsoft.com/office/drawing/2016/5/9/chartex" xmlns:cx4="http://schemas.microsoft.com/office/drawing/2016/5/10/chartex" xmlns:cx5="http://schemas.microsoft.com/office/drawing/2016/5/11/chartex" xmlns:cx6="http://schemas.microsoft.com/office/drawing/2016/5/12/chartex" xmlns:cx7="http://schemas.microsoft.com/office/drawing/2016/5/13/chartex" xmlns:cx8="http://schemas.microsoft.com/office/drawing/2016/5/14/chartex" xmlns:mc="http://schemas.openxmlformats.org/markup-compatibility/2006" xmlns:aink="http://schemas.microsoft.com/office/drawing/2016/ink" xmlns:am3d="http://schemas.microsoft.com/office/drawing/2017/model3d" xmlns:o="urn:schemas-microsoft-com:office:office" xmlns:oel="http://schemas.microsoft.com/office/2019/extlst" xmlns:r="http://schemas.openxmlformats.org/officeDocument/2006/relationships" xmlns:m="http://schemas.openxmlformats.org/officeDocument/2006/math" xmlns:v="urn:schemas-microsoft-com:vml" xmlns:wp14="http://schemas.microsoft.com/office/word/2010/wordprocessingDrawing" xmlns:wp="http://schemas.openxmlformats.org/drawingml/2006/wordprocessingDrawing" xmlns:w10="urn:schemas-microsoft-com:office:word" xmlns:w="http://schemas.openxmlformats.org/wordprocessingml/2006/main" xmlns:w14="http://schemas.microsoft.com/office/word/2010/wordml" xmlns:w15="http://schemas.microsoft.com/office/word/2012/wordml" xmlns:w16cei="http://schemas.microsoft.com/office/word/2026/wordml/cei" xmlns:w16cex="http://schemas.microsoft.com/office/word/2018/wordml/cex" xmlns:w16cid="http://schemas.microsoft.com/office/word/2016/wordml/cid" xmlns:w16="http://schemas.microsoft.com/office/word/2018/wordml" xmlns:w16du="http://schemas.microsoft.com/office/word/2023/wordml/word16du" xmlns:w16sdtdh="http://schemas.microsoft.com/office/word/2020/wordml/sdtdatahash" xmlns:w16sdtfl="http://schemas.microsoft.com/office/word/2024/wordml/sdtformatlock" xmlns:w16se="http://schemas.microsoft.com/office/word/2015/wordml/symex" xmlns:wpg="http://schemas.microsoft.com/office/word/2010/wordprocessingGroup" xmlns:wpi="http://schemas.microsoft.com/office/word/2010/wordprocessingInk" xmlns:wne="http://schemas.microsoft.com/office/word/2006/wordml" xmlns:wps="http://schemas.microsoft.com/office/word/2010/wordprocessingShape" mc:Ignorable="w14 w15 w16se w16cid w16 w16cex w16sdtdh w16sdtfl w16du wp14">
+  <w:sdt>
+    <w:sdtPr>
+      <w:id w:val="-1964576016"/>
+      <w:docPartObj>
+        <w:docPartGallery w:val="Page Numbers (Bottom of Page)"/>
+        <w:docPartUnique/>
+      </w:docPartObj>
+    </w:sdtPr>
+    <w:sdtEndPr>
+      <w:rPr>
+        <w:noProof/>
+      </w:rPr>
+    </w:sdtEndPr>
+    <w:sdtContent>
+      <w:p>
+        <w:pPr>
+          <w:pStyle w:val="Footer"/>
+          <w:jc w:val="center"/>
+        </w:pPr>
+        <w:r>
+          <w:fldChar w:fldCharType="begin"/>
+        </w:r>
+        <w:r>
+          <w:instrText xml:space="preserve"> PAGE   \* MERGEFORMAT </w:instrText>
+        </w:r>
+        <w:r>
+          <w:fldChar w:fldCharType="separate"/>
+        </w:r>
+        <w:r>
+          <w:rPr>
+            <w:noProof/>
+          </w:rPr>
+          <w:t>2</w:t>
+        </w:r>
+        <w:r>
+          <w:rPr>
+            <w:noProof/>
+          </w:rPr>
+          <w:fldChar w:fldCharType="end"/>
+        </w:r>
+      </w:p>
+    </w:sdtContent>
+  </w:sdt>
+  <w:p>
+    <w:pPr>
+      <w:pStyle w:val="Footer"/>
+    </w:pPr>
+  </w:p>
+</w:ftr>
+</file>
+
+<file path=word/footnotes.xml><?xml version="1.0" encoding="utf-8"?>
+<w:footnotes xmlns:wpc="http://schemas.microsoft.com/office/word/2010/wordprocessingCanvas" xmlns:cx="http://schemas.microsoft.com/office/drawing/2014/chartex" xmlns:cx1="http://schemas.microsoft.com/office/drawing/2015/9/8/chartex" xmlns:cx2="http://schemas.microsoft.com/office/drawing/2015/10/21/chartex" xmlns:cx3="http://schemas.microsoft.com/office/drawing/2016/5/9/chartex" xmlns:cx4="http://schemas.microsoft.com/office/drawing/2016/5/10/chartex" xmlns:cx5="http://schemas.microsoft.com/office/drawing/2016/5/11/chartex" xmlns:cx6="http://schemas.microsoft.com/office/drawing/2016/5/12/chartex" xmlns:cx7="http://schemas.microsoft.com/office/drawing/2016/5/13/chartex" xmlns:cx8="http://schemas.microsoft.com/office/drawing/2016/5/14/chartex" xmlns:mc="http://schemas.openxmlformats.org/markup-compatibility/2006" xmlns:aink="http://schemas.microsoft.com/office/drawing/2016/ink" xmlns:am3d="http://schemas.microsoft.com/office/drawing/2017/model3d" xmlns:o="urn:schemas-microsoft-com:office:office" xmlns:oel="http://schemas.microsoft.com/office/2019/extlst" xmlns:r="http://schemas.openxmlformats.org/officeDocument/2006/relationships" xmlns:m="http://schemas.openxmlformats.org/officeDocument/2006/math" xmlns:v="urn:schemas-microsoft-com:vml" xmlns:wp14="http://schemas.microsoft.com/office/word/2010/wordprocessingDrawing" xmlns:wp="http://schemas.openxmlformats.org/drawingml/2006/wordprocessingDrawing" xmlns:w10="urn:schemas-microsoft-com:office:word" xmlns:w="http://schemas.openxmlformats.org/wordprocessingml/2006/main" xmlns:w14="http://schemas.microsoft.com/office/word/2010/wordml" xmlns:w15="http://schemas.microsoft.com/office/word/2012/wordml" xmlns:w16cei="http://schemas.microsoft.com/office/word/2026/wordml/cei" xmlns:w16cex="http://schemas.microsoft.com/office/word/2018/wordml/cex" xmlns:w16cid="http://schemas.microsoft.com/office/word/2016/wordml/cid" xmlns:w16="http://schemas.microsoft.com/office/word/2018/wordml" xmlns:w16du="http://schemas.microsoft.com/office/word/2023/wordml/word16du" xmlns:w16sdtdh="http://schemas.microsoft.com/office/word/2020/wordml/sdtdatahash" xmlns:w16sdtfl="http://schemas.microsoft.com/office/word/2024/wordml/sdtformatlock" xmlns:w16se="http://schemas.microsoft.com/office/word/2015/wordml/symex" xmlns:wpg="http://schemas.microsoft.com/office/word/2010/wordprocessingGroup" xmlns:wpi="http://schemas.microsoft.com/office/word/2010/wordprocessingInk" xmlns:wne="http://schemas.microsoft.com/office/word/2006/wordml" xmlns:wps="http://schemas.microsoft.com/office/word/2010/wordprocessingShape" mc:Ignorable="w14 w15 w16se w16cid w16 w16cex w16sdtdh w16sdtfl w16du wp14">
+  <w:footnote w:type="separator" w:id="-1">
+    <w:p>
+      <w:pPr>
+        <w:spacing w:after="0" w:line="240" w:lineRule="auto"/>
+      </w:pPr>
+      <w:r>
+        <w:separator/>
+      </w:r>
+    </w:p>
+  </w:footnote>
+  <w:footnote w:type="continuationSeparator" w:id="0">
+    <w:p>
+      <w:pPr>
+        <w:spacing w:after="0" w:line="240" w:lineRule="auto"/>
+      </w:pPr>
+      <w:r>
+        <w:continuationSeparator/>
+      </w:r>
+    </w:p>
+  </w:footnote>
+</w:footnotes>
 </file>
 
 <file path=word/numbering.xml><?xml version="1.0" encoding="utf-8"?>
@@ -2121,8 +3807,129 @@
   </w:abstractNum>
   <w:abstractNum w:abstractNumId="1" w15:restartNumberingAfterBreak="0">
     <w:nsid w:val="22781CEA"/>
+    <w:multiLevelType w:val="multilevel"/>
+    <w:tmpl w:val="1CF8A85C"/>
+    <w:lvl w:ilvl="0">
+      <w:start w:val="1"/>
+      <w:numFmt w:val="decimal"/>
+      <w:lvlText w:val="%1."/>
+      <w:lvlJc w:val="left"/>
+      <w:pPr>
+        <w:ind w:left="720" w:hanging="360"/>
+      </w:pPr>
+      <w:rPr>
+        <w:rFonts w:hint="default"/>
+      </w:rPr>
+    </w:lvl>
+    <w:lvl w:ilvl="1">
+      <w:start w:val="1"/>
+      <w:numFmt w:val="decimal"/>
+      <w:isLgl/>
+      <w:lvlText w:val="%1.%2."/>
+      <w:lvlJc w:val="left"/>
+      <w:pPr>
+        <w:ind w:left="720" w:hanging="360"/>
+      </w:pPr>
+      <w:rPr>
+        <w:rFonts w:hint="default"/>
+      </w:rPr>
+    </w:lvl>
+    <w:lvl w:ilvl="2">
+      <w:start w:val="1"/>
+      <w:numFmt w:val="decimal"/>
+      <w:isLgl/>
+      <w:lvlText w:val="%1.%2.%3."/>
+      <w:lvlJc w:val="left"/>
+      <w:pPr>
+        <w:ind w:left="1080" w:hanging="720"/>
+      </w:pPr>
+      <w:rPr>
+        <w:rFonts w:hint="default"/>
+      </w:rPr>
+    </w:lvl>
+    <w:lvl w:ilvl="3">
+      <w:start w:val="1"/>
+      <w:numFmt w:val="decimal"/>
+      <w:isLgl/>
+      <w:lvlText w:val="%1.%2.%3.%4."/>
+      <w:lvlJc w:val="left"/>
+      <w:pPr>
+        <w:ind w:left="1080" w:hanging="720"/>
+      </w:pPr>
+      <w:rPr>
+        <w:rFonts w:hint="default"/>
+      </w:rPr>
+    </w:lvl>
+    <w:lvl w:ilvl="4">
+      <w:start w:val="1"/>
+      <w:numFmt w:val="decimal"/>
+      <w:isLgl/>
+      <w:lvlText w:val="%1.%2.%3.%4.%5."/>
+      <w:lvlJc w:val="left"/>
+      <w:pPr>
+        <w:ind w:left="1440" w:hanging="1080"/>
+      </w:pPr>
+      <w:rPr>
+        <w:rFonts w:hint="default"/>
+      </w:rPr>
+    </w:lvl>
+    <w:lvl w:ilvl="5">
+      <w:start w:val="1"/>
+      <w:numFmt w:val="decimal"/>
+      <w:isLgl/>
+      <w:lvlText w:val="%1.%2.%3.%4.%5.%6."/>
+      <w:lvlJc w:val="left"/>
+      <w:pPr>
+        <w:ind w:left="1440" w:hanging="1080"/>
+      </w:pPr>
+      <w:rPr>
+        <w:rFonts w:hint="default"/>
+      </w:rPr>
+    </w:lvl>
+    <w:lvl w:ilvl="6">
+      <w:start w:val="1"/>
+      <w:numFmt w:val="decimal"/>
+      <w:isLgl/>
+      <w:lvlText w:val="%1.%2.%3.%4.%5.%6.%7."/>
+      <w:lvlJc w:val="left"/>
+      <w:pPr>
+        <w:ind w:left="1800" w:hanging="1440"/>
+      </w:pPr>
+      <w:rPr>
+        <w:rFonts w:hint="default"/>
+      </w:rPr>
+    </w:lvl>
+    <w:lvl w:ilvl="7">
+      <w:start w:val="1"/>
+      <w:numFmt w:val="decimal"/>
+      <w:isLgl/>
+      <w:lvlText w:val="%1.%2.%3.%4.%5.%6.%7.%8."/>
+      <w:lvlJc w:val="left"/>
+      <w:pPr>
+        <w:ind w:left="1800" w:hanging="1440"/>
+      </w:pPr>
+      <w:rPr>
+        <w:rFonts w:hint="default"/>
+      </w:rPr>
+    </w:lvl>
+    <w:lvl w:ilvl="8">
+      <w:start w:val="1"/>
+      <w:numFmt w:val="decimal"/>
+      <w:isLgl/>
+      <w:lvlText w:val="%1.%2.%3.%4.%5.%6.%7.%8.%9."/>
+      <w:lvlJc w:val="left"/>
+      <w:pPr>
+        <w:ind w:left="2160" w:hanging="1800"/>
+      </w:pPr>
+      <w:rPr>
+        <w:rFonts w:hint="default"/>
+      </w:rPr>
+    </w:lvl>
+  </w:abstractNum>
+  <w:abstractNum w:abstractNumId="2" w15:restartNumberingAfterBreak="0">
+    <w:nsid w:val="2C614B6A"/>
     <w:multiLevelType w:val="hybridMultilevel"/>
-    <w:tmpl w:val="5046201C"/>
+    <w:tmpl w:val="86F609B2"/>
     <w:lvl w:ilvl="0" w:tplc="0409000F">
       <w:start w:val="1"/>
       <w:numFmt w:val="decimal"/>
@@ -2208,7 +4015,7 @@
       </w:pPr>
     </w:lvl>
   </w:abstractNum>
-  <w:abstractNum w:abstractNumId="2" w15:restartNumberingAfterBreak="0">
+  <w:abstractNum w:abstractNumId="3" w15:restartNumberingAfterBreak="0">
     <w:nsid w:val="56D6297C"/>
     <w:multiLevelType w:val="hybridMultilevel"/>
     <w:tmpl w:val="92681A98"/>
@@ -2297,7 +4104,7 @@
       </w:pPr>
     </w:lvl>
   </w:abstractNum>
-  <w:abstractNum w:abstractNumId="3" w15:restartNumberingAfterBreak="0">
+  <w:abstractNum w:abstractNumId="4" w15:restartNumberingAfterBreak="0">
     <w:nsid w:val="65175E70"/>
     <w:multiLevelType w:val="hybridMultilevel"/>
     <w:tmpl w:val="5172099E"/>
@@ -2411,7 +4218,7 @@
     </w:lvl>
   </w:abstractNum>
   <w:num w:numId="1" w16cid:durableId="573398157">
-    <w:abstractNumId w:val="2"/>
+    <w:abstractNumId w:val="3"/>
   </w:num>
   <w:num w:numId="2" w16cid:durableId="1382554763">
     <w:abstractNumId w:val="1"/>
@@ -2420,7 +4227,10 @@
     <w:abstractNumId w:val="0"/>
   </w:num>
   <w:num w:numId="4" w16cid:durableId="926041725">
-    <w:abstractNumId w:val="3"/>
+    <w:abstractNumId w:val="4"/>
+  </w:num>
+  <w:num w:numId="5" w16cid:durableId="2099209460">
+    <w:abstractNumId w:val="2"/>
   </w:num>
 </w:numbering>
 </file>
@@ -2854,10 +4664,9 @@
     <w:next w:val="Normal"/>
     <w:link w:val="Heading2Char"/>
     <w:uiPriority w:val="9"/>
-    <w:semiHidden/>
     <w:unhideWhenUsed/>
     <w:qFormat/>
-    <w:rsid w:val="00BD7491"/>
+    <w:rsid w:val="00CF2EB5"/>
     <w:pPr>
       <w:keepNext/>
       <w:keepLines/>
@@ -2866,7 +4675,8 @@
     </w:pPr>
     <w:rPr>
       <w:rFonts w:asciiTheme="majorHAnsi" w:eastAsiaTheme="majorEastAsia" w:hAnsiTheme="majorHAnsi" w:cstheme="majorBidi"/>
-      <w:color w:val="2F5496" w:themeColor="accent1" w:themeShade="BF"/>
+      <w:b/>
+      <w:color w:val="000000" w:themeColor="text1"/>
       <w:sz w:val="32"/>
       <w:szCs w:val="32"/>
     </w:rPr>
@@ -2877,10 +4687,9 @@
     <w:next w:val="Normal"/>
     <w:link w:val="Heading3Char"/>
     <w:uiPriority w:val="9"/>
-    <w:semiHidden/>
     <w:unhideWhenUsed/>
     <w:qFormat/>
-    <w:rsid w:val="00BD7491"/>
+    <w:rsid w:val="003904B5"/>
     <w:pPr>
       <w:keepNext/>
       <w:keepLines/>
@@ -2889,7 +4698,8 @@
     </w:pPr>
     <w:rPr>
       <w:rFonts w:eastAsiaTheme="majorEastAsia" w:cstheme="majorBidi"/>
-      <w:color w:val="2F5496" w:themeColor="accent1" w:themeShade="BF"/>
+      <w:b/>
+      <w:color w:val="000000" w:themeColor="text1"/>
       <w:sz w:val="28"/>
       <w:szCs w:val="28"/>
     </w:rPr>
@@ -3029,6 +4839,7 @@
   <w:style w:type="character" w:default="1" w:styleId="DefaultParagraphFont">
     <w:name w:val="Default Paragraph Font"/>
     <w:uiPriority w:val="1"/>
+    <w:semiHidden/>
     <w:unhideWhenUsed/>
   </w:style>
   <w:style w:type="table" w:default="1" w:styleId="TableNormal">
@@ -3071,11 +4882,11 @@
     <w:basedOn w:val="DefaultParagraphFont"/>
     <w:link w:val="Heading2"/>
     <w:uiPriority w:val="9"/>
-    <w:semiHidden/>
-    <w:rsid w:val="00BD7491"/>
+    <w:rsid w:val="00CF2EB5"/>
     <w:rPr>
       <w:rFonts w:asciiTheme="majorHAnsi" w:eastAsiaTheme="majorEastAsia" w:hAnsiTheme="majorHAnsi" w:cstheme="majorBidi"/>
-      <w:color w:val="2F5496" w:themeColor="accent1" w:themeShade="BF"/>
+      <w:b/>
+      <w:color w:val="000000" w:themeColor="text1"/>
       <w:sz w:val="32"/>
       <w:szCs w:val="32"/>
     </w:rPr>
@@ -3085,11 +4896,11 @@
     <w:basedOn w:val="DefaultParagraphFont"/>
     <w:link w:val="Heading3"/>
     <w:uiPriority w:val="9"/>
-    <w:semiHidden/>
-    <w:rsid w:val="00BD7491"/>
+    <w:rsid w:val="003904B5"/>
     <w:rPr>
       <w:rFonts w:eastAsiaTheme="majorEastAsia" w:cstheme="majorBidi"/>
-      <w:color w:val="2F5496" w:themeColor="accent1" w:themeShade="BF"/>
+      <w:b/>
+      <w:color w:val="000000" w:themeColor="text1"/>
       <w:sz w:val="28"/>
       <w:szCs w:val="28"/>
     </w:rPr>
@@ -3361,6 +5172,99 @@
       <w:szCs w:val="32"/>
       <w14:ligatures w14:val="none"/>
     </w:rPr>
+  </w:style>
+  <w:style w:type="paragraph" w:styleId="TOC1">
+    <w:name w:val="toc 1"/>
+    <w:basedOn w:val="Normal"/>
+    <w:next w:val="Normal"/>
+    <w:autoRedefine/>
+    <w:uiPriority w:val="39"/>
+    <w:unhideWhenUsed/>
+    <w:rsid w:val="00CF2EB5"/>
+    <w:pPr>
+      <w:spacing w:after="100"/>
+    </w:pPr>
+  </w:style>
+  <w:style w:type="character" w:styleId="Hyperlink">
+    <w:name w:val="Hyperlink"/>
+    <w:basedOn w:val="DefaultParagraphFont"/>
+    <w:uiPriority w:val="99"/>
+    <w:unhideWhenUsed/>
+    <w:rsid w:val="00CF2EB5"/>
+    <w:rPr>
+      <w:color w:val="0563C1" w:themeColor="hyperlink"/>
+      <w:u w:val="single"/>
+    </w:rPr>
+  </w:style>
+  <w:style w:type="paragraph" w:styleId="Header">
+    <w:name w:val="header"/>
+    <w:basedOn w:val="Normal"/>
+    <w:link w:val="HeaderChar"/>
+    <w:uiPriority w:val="99"/>
+    <w:unhideWhenUsed/>
+    <w:rsid w:val="00CF2EB5"/>
+    <w:pPr>
+      <w:tabs>
+        <w:tab w:val="center" w:pos="4680"/>
+        <w:tab w:val="right" w:pos="9360"/>
+      </w:tabs>
+      <w:spacing w:after="0" w:line="240" w:lineRule="auto"/>
+    </w:pPr>
+  </w:style>
+  <w:style w:type="character" w:customStyle="1" w:styleId="HeaderChar">
+    <w:name w:val="Header Char"/>
+    <w:basedOn w:val="DefaultParagraphFont"/>
+    <w:link w:val="Header"/>
+    <w:uiPriority w:val="99"/>
+    <w:rsid w:val="00CF2EB5"/>
+  </w:style>
+  <w:style w:type="paragraph" w:styleId="Footer">
+    <w:name w:val="footer"/>
+    <w:basedOn w:val="Normal"/>
+    <w:link w:val="FooterChar"/>
+    <w:uiPriority w:val="99"/>
+    <w:unhideWhenUsed/>
+    <w:rsid w:val="00CF2EB5"/>
+    <w:pPr>
+      <w:tabs>
+        <w:tab w:val="center" w:pos="4680"/>
+        <w:tab w:val="right" w:pos="9360"/>
+      </w:tabs>
+      <w:spacing w:after="0" w:line="240" w:lineRule="auto"/>
+    </w:pPr>
+  </w:style>
+  <w:style w:type="character" w:customStyle="1" w:styleId="FooterChar">
+    <w:name w:val="Footer Char"/>
+    <w:basedOn w:val="DefaultParagraphFont"/>
+    <w:link w:val="Footer"/>
+    <w:uiPriority w:val="99"/>
+    <w:rsid w:val="00CF2EB5"/>
+  </w:style>
+  <w:style w:type="paragraph" w:styleId="TOC2">
+    <w:name w:val="toc 2"/>
+    <w:basedOn w:val="Normal"/>
+    <w:next w:val="Normal"/>
+    <w:autoRedefine/>
+    <w:uiPriority w:val="39"/>
+    <w:unhideWhenUsed/>
+    <w:rsid w:val="001F6448"/>
+    <w:pPr>
+      <w:spacing w:after="100"/>
+      <w:ind w:left="240"/>
+    </w:pPr>
+  </w:style>
+  <w:style w:type="paragraph" w:styleId="TOC3">
+    <w:name w:val="toc 3"/>
+    <w:basedOn w:val="Normal"/>
+    <w:next w:val="Normal"/>
+    <w:autoRedefine/>
+    <w:uiPriority w:val="39"/>
+    <w:unhideWhenUsed/>
+    <w:rsid w:val="00E82035"/>
+    <w:pPr>
+      <w:spacing w:after="100"/>
+      <w:ind w:left="480"/>
+    </w:pPr>
   </w:style>
 </w:styles>
 </file>

--- a/Predlog rešenja MPMTransport-Proces upravljanja troškovima (Mihajlo Todorović 020-2024).docx
+++ b/Predlog rešenja MPMTransport-Proces upravljanja troškovima (Mihajlo Todorović 020-2024).docx
@@ -11,7 +11,7 @@
           <w:noProof/>
         </w:rPr>
         <w:drawing>
-          <wp:inline distT="0" distB="0" distL="0" distR="0" wp14:anchorId="2912FED7" wp14:editId="7C79BA57">
+          <wp:inline distT="0" distB="0" distL="0" distR="0" wp14:anchorId="2912FED7" wp14:editId="46706928">
             <wp:extent cx="3667125" cy="800100"/>
             <wp:effectExtent l="0" t="0" r="9525" b="0"/>
             <wp:docPr id="1746750312" name="Picture 3" descr="A black background with white text&#10;&#10;AI-generated content may be incorrect."/>
@@ -3383,14 +3383,7 @@
           <w:i/>
           <w:iCs/>
         </w:rPr>
-        <w:t>KONTROLA</w:t>
-      </w:r>
-      <w:r>
-        <w:rPr>
-          <w:i/>
-          <w:iCs/>
-        </w:rPr>
-        <w:t xml:space="preserve"> TROŠKOVA</w:t>
+        <w:t>KONTROLA TROŠKOVA</w:t>
       </w:r>
     </w:p>
     <w:p>
@@ -3574,8 +3567,183 @@
       </w:r>
       <w:bookmarkEnd w:id="8"/>
     </w:p>
+    <w:p>
+      <w:r>
+        <w:rPr>
+          <w:noProof/>
+        </w:rPr>
+        <w:drawing>
+          <wp:inline distT="0" distB="0" distL="0" distR="0" wp14:anchorId="5FD7F427" wp14:editId="291EFBCB">
+            <wp:extent cx="5943600" cy="5163185"/>
+            <wp:effectExtent l="0" t="0" r="0" b="0"/>
+            <wp:docPr id="1718767731" name="Picture 1"/>
+            <wp:cNvGraphicFramePr>
+              <a:graphicFrameLocks xmlns:a="http://schemas.openxmlformats.org/drawingml/2006/main" noChangeAspect="1"/>
+            </wp:cNvGraphicFramePr>
+            <a:graphic xmlns:a="http://schemas.openxmlformats.org/drawingml/2006/main">
+              <a:graphicData uri="http://schemas.openxmlformats.org/drawingml/2006/picture">
+                <pic:pic xmlns:pic="http://schemas.openxmlformats.org/drawingml/2006/picture">
+                  <pic:nvPicPr>
+                    <pic:cNvPr id="1718767731" name="Picture 1718767731"/>
+                    <pic:cNvPicPr/>
+                  </pic:nvPicPr>
+                  <pic:blipFill>
+                    <a:blip r:embed="rId15">
+                      <a:extLst>
+                        <a:ext uri="{28A0092B-C50C-407E-A947-70E740481C1C}">
+                          <a14:useLocalDpi xmlns:a14="http://schemas.microsoft.com/office/drawing/2010/main" val="0"/>
+                        </a:ext>
+                      </a:extLst>
+                    </a:blip>
+                    <a:stretch>
+                      <a:fillRect/>
+                    </a:stretch>
+                  </pic:blipFill>
+                  <pic:spPr>
+                    <a:xfrm>
+                      <a:off x="0" y="0"/>
+                      <a:ext cx="5943600" cy="5163185"/>
+                    </a:xfrm>
+                    <a:prstGeom prst="rect">
+                      <a:avLst/>
+                    </a:prstGeom>
+                  </pic:spPr>
+                </pic:pic>
+              </a:graphicData>
+            </a:graphic>
+          </wp:inline>
+        </w:drawing>
+      </w:r>
+    </w:p>
+    <w:p>
+      <w:pPr>
+        <w:jc w:val="center"/>
+        <w:rPr>
+          <w:i/>
+          <w:iCs/>
+        </w:rPr>
+      </w:pPr>
+      <w:r>
+        <w:rPr>
+          <w:i/>
+          <w:iCs/>
+        </w:rPr>
+        <w:t xml:space="preserve">IDEF0 root </w:t>
+      </w:r>
+      <w:proofErr w:type="spellStart"/>
+      <w:r>
+        <w:rPr>
+          <w:i/>
+          <w:iCs/>
+        </w:rPr>
+        <w:t>dijagram</w:t>
+      </w:r>
+      <w:proofErr w:type="spellEnd"/>
+    </w:p>
+    <w:p>
+      <w:r>
+        <w:br w:type="page"/>
+      </w:r>
+    </w:p>
+    <w:p>
+      <w:pPr>
+        <w:pStyle w:val="Heading2"/>
+        <w:numPr>
+          <w:ilvl w:val="1"/>
+          <w:numId w:val="2"/>
+        </w:numPr>
+      </w:pPr>
+      <w:r>
+        <w:lastRenderedPageBreak/>
+        <w:t xml:space="preserve">IDEF0 </w:t>
+      </w:r>
+      <w:proofErr w:type="spellStart"/>
+      <w:r>
+        <w:t>Dekompozicija</w:t>
+      </w:r>
+      <w:proofErr w:type="spellEnd"/>
+    </w:p>
+    <w:p>
+      <w:r>
+        <w:rPr>
+          <w:noProof/>
+        </w:rPr>
+        <w:drawing>
+          <wp:inline distT="0" distB="0" distL="0" distR="0" wp14:anchorId="4477E70F" wp14:editId="456AEC70">
+            <wp:extent cx="5943600" cy="3852545"/>
+            <wp:effectExtent l="0" t="0" r="0" b="0"/>
+            <wp:docPr id="1549283110" name="Picture 2"/>
+            <wp:cNvGraphicFramePr>
+              <a:graphicFrameLocks xmlns:a="http://schemas.openxmlformats.org/drawingml/2006/main" noChangeAspect="1"/>
+            </wp:cNvGraphicFramePr>
+            <a:graphic xmlns:a="http://schemas.openxmlformats.org/drawingml/2006/main">
+              <a:graphicData uri="http://schemas.openxmlformats.org/drawingml/2006/picture">
+                <pic:pic xmlns:pic="http://schemas.openxmlformats.org/drawingml/2006/picture">
+                  <pic:nvPicPr>
+                    <pic:cNvPr id="1549283110" name="Picture 1549283110"/>
+                    <pic:cNvPicPr/>
+                  </pic:nvPicPr>
+                  <pic:blipFill>
+                    <a:blip r:embed="rId16">
+                      <a:extLst>
+                        <a:ext uri="{28A0092B-C50C-407E-A947-70E740481C1C}">
+                          <a14:useLocalDpi xmlns:a14="http://schemas.microsoft.com/office/drawing/2010/main" val="0"/>
+                        </a:ext>
+                      </a:extLst>
+                    </a:blip>
+                    <a:stretch>
+                      <a:fillRect/>
+                    </a:stretch>
+                  </pic:blipFill>
+                  <pic:spPr>
+                    <a:xfrm>
+                      <a:off x="0" y="0"/>
+                      <a:ext cx="5943600" cy="3852545"/>
+                    </a:xfrm>
+                    <a:prstGeom prst="rect">
+                      <a:avLst/>
+                    </a:prstGeom>
+                  </pic:spPr>
+                </pic:pic>
+              </a:graphicData>
+            </a:graphic>
+          </wp:inline>
+        </w:drawing>
+      </w:r>
+    </w:p>
+    <w:p>
+      <w:pPr>
+        <w:jc w:val="center"/>
+        <w:rPr>
+          <w:i/>
+          <w:iCs/>
+        </w:rPr>
+      </w:pPr>
+      <w:r>
+        <w:rPr>
+          <w:i/>
+          <w:iCs/>
+        </w:rPr>
+        <w:t xml:space="preserve">IDEF0 </w:t>
+      </w:r>
+      <w:proofErr w:type="spellStart"/>
+      <w:r>
+        <w:rPr>
+          <w:i/>
+          <w:iCs/>
+        </w:rPr>
+        <w:t>dekompozicija</w:t>
+      </w:r>
+      <w:proofErr w:type="spellEnd"/>
+    </w:p>
+    <w:p>
+      <w:r>
+        <w:br w:type="page"/>
+      </w:r>
+    </w:p>
+    <w:p/>
     <w:sectPr>
-      <w:footerReference w:type="default" r:id="rId15"/>
+      <w:footerReference w:type="default" r:id="rId17"/>
       <w:pgSz w:w="12240" w:h="15840"/>
       <w:pgMar w:top="1440" w:right="1440" w:bottom="1440" w:left="1440" w:header="720" w:footer="720" w:gutter="0"/>
       <w:pgNumType w:start="0"/>

--- a/Predlog rešenja MPMTransport-Proces upravljanja troškovima (Mihajlo Todorović 020-2024).docx
+++ b/Predlog rešenja MPMTransport-Proces upravljanja troškovima (Mihajlo Todorović 020-2024).docx
@@ -11,7 +11,7 @@
           <w:noProof/>
         </w:rPr>
         <w:drawing>
-          <wp:inline distT="0" distB="0" distL="0" distR="0" wp14:anchorId="2912FED7" wp14:editId="46706928">
+          <wp:inline distT="0" distB="0" distL="0" distR="0" wp14:anchorId="2912FED7" wp14:editId="0481C966">
             <wp:extent cx="3667125" cy="800100"/>
             <wp:effectExtent l="0" t="0" r="9525" b="0"/>
             <wp:docPr id="1746750312" name="Picture 3" descr="A black background with white text&#10;&#10;AI-generated content may be incorrect."/>
@@ -335,7 +335,7 @@
           <w:r>
             <w:fldChar w:fldCharType="separate"/>
           </w:r>
-          <w:hyperlink w:anchor="_Toc233588133" w:history="1">
+          <w:hyperlink w:anchor="_Toc233590966" w:history="1">
             <w:r>
               <w:rPr>
                 <w:rStyle w:val="Hyperlink"/>
@@ -376,7 +376,7 @@
                 <w:noProof/>
                 <w:webHidden/>
               </w:rPr>
-              <w:instrText xml:space="preserve"> PAGEREF _Toc233588133 \h </w:instrText>
+              <w:instrText xml:space="preserve"> PAGEREF _Toc233590966 \h </w:instrText>
             </w:r>
             <w:r>
               <w:rPr>
@@ -419,7 +419,7 @@
               <w:noProof/>
             </w:rPr>
           </w:pPr>
-          <w:hyperlink w:anchor="_Toc233588134" w:history="1">
+          <w:hyperlink w:anchor="_Toc233590967" w:history="1">
             <w:r>
               <w:rPr>
                 <w:rStyle w:val="Hyperlink"/>
@@ -460,7 +460,7 @@
                 <w:noProof/>
                 <w:webHidden/>
               </w:rPr>
-              <w:instrText xml:space="preserve"> PAGEREF _Toc233588134 \h </w:instrText>
+              <w:instrText xml:space="preserve"> PAGEREF _Toc233590967 \h </w:instrText>
             </w:r>
             <w:r>
               <w:rPr>
@@ -503,7 +503,7 @@
               <w:noProof/>
             </w:rPr>
           </w:pPr>
-          <w:hyperlink w:anchor="_Toc233588135" w:history="1">
+          <w:hyperlink w:anchor="_Toc233590968" w:history="1">
             <w:r>
               <w:rPr>
                 <w:rStyle w:val="Hyperlink"/>
@@ -544,7 +544,7 @@
                 <w:noProof/>
                 <w:webHidden/>
               </w:rPr>
-              <w:instrText xml:space="preserve"> PAGEREF _Toc233588135 \h </w:instrText>
+              <w:instrText xml:space="preserve"> PAGEREF _Toc233590968 \h </w:instrText>
             </w:r>
             <w:r>
               <w:rPr>
@@ -587,7 +587,7 @@
               <w:noProof/>
             </w:rPr>
           </w:pPr>
-          <w:hyperlink w:anchor="_Toc233588136" w:history="1">
+          <w:hyperlink w:anchor="_Toc233590969" w:history="1">
             <w:r>
               <w:rPr>
                 <w:rStyle w:val="Hyperlink"/>
@@ -628,7 +628,7 @@
                 <w:noProof/>
                 <w:webHidden/>
               </w:rPr>
-              <w:instrText xml:space="preserve"> PAGEREF _Toc233588136 \h </w:instrText>
+              <w:instrText xml:space="preserve"> PAGEREF _Toc233590969 \h </w:instrText>
             </w:r>
             <w:r>
               <w:rPr>
@@ -671,7 +671,7 @@
               <w:noProof/>
             </w:rPr>
           </w:pPr>
-          <w:hyperlink w:anchor="_Toc233588137" w:history="1">
+          <w:hyperlink w:anchor="_Toc233590970" w:history="1">
             <w:r>
               <w:rPr>
                 <w:rStyle w:val="Hyperlink"/>
@@ -712,7 +712,7 @@
                 <w:noProof/>
                 <w:webHidden/>
               </w:rPr>
-              <w:instrText xml:space="preserve"> PAGEREF _Toc233588137 \h </w:instrText>
+              <w:instrText xml:space="preserve"> PAGEREF _Toc233590970 \h </w:instrText>
             </w:r>
             <w:r>
               <w:rPr>
@@ -755,7 +755,7 @@
               <w:noProof/>
             </w:rPr>
           </w:pPr>
-          <w:hyperlink w:anchor="_Toc233588138" w:history="1">
+          <w:hyperlink w:anchor="_Toc233590971" w:history="1">
             <w:r>
               <w:rPr>
                 <w:rStyle w:val="Hyperlink"/>
@@ -796,7 +796,7 @@
                 <w:noProof/>
                 <w:webHidden/>
               </w:rPr>
-              <w:instrText xml:space="preserve"> PAGEREF _Toc233588138 \h </w:instrText>
+              <w:instrText xml:space="preserve"> PAGEREF _Toc233590971 \h </w:instrText>
             </w:r>
             <w:r>
               <w:rPr>
@@ -839,7 +839,7 @@
               <w:noProof/>
             </w:rPr>
           </w:pPr>
-          <w:hyperlink w:anchor="_Toc233588139" w:history="1">
+          <w:hyperlink w:anchor="_Toc233590972" w:history="1">
             <w:r>
               <w:rPr>
                 <w:rStyle w:val="Hyperlink"/>
@@ -880,7 +880,7 @@
                 <w:noProof/>
                 <w:webHidden/>
               </w:rPr>
-              <w:instrText xml:space="preserve"> PAGEREF _Toc233588139 \h </w:instrText>
+              <w:instrText xml:space="preserve"> PAGEREF _Toc233590972 \h </w:instrText>
             </w:r>
             <w:r>
               <w:rPr>
@@ -923,7 +923,7 @@
               <w:noProof/>
             </w:rPr>
           </w:pPr>
-          <w:hyperlink w:anchor="_Toc233588140" w:history="1">
+          <w:hyperlink w:anchor="_Toc233590973" w:history="1">
             <w:r>
               <w:rPr>
                 <w:rStyle w:val="Hyperlink"/>
@@ -964,7 +964,7 @@
                 <w:noProof/>
                 <w:webHidden/>
               </w:rPr>
-              <w:instrText xml:space="preserve"> PAGEREF _Toc233588140 \h </w:instrText>
+              <w:instrText xml:space="preserve"> PAGEREF _Toc233590973 \h </w:instrText>
             </w:r>
             <w:r>
               <w:rPr>
@@ -1007,7 +1007,7 @@
               <w:noProof/>
             </w:rPr>
           </w:pPr>
-          <w:hyperlink w:anchor="_Toc233588141" w:history="1">
+          <w:hyperlink w:anchor="_Toc233590974" w:history="1">
             <w:r>
               <w:rPr>
                 <w:rStyle w:val="Hyperlink"/>
@@ -1048,7 +1048,7 @@
                 <w:noProof/>
                 <w:webHidden/>
               </w:rPr>
-              <w:instrText xml:space="preserve"> PAGEREF _Toc233588141 \h </w:instrText>
+              <w:instrText xml:space="preserve"> PAGEREF _Toc233590974 \h </w:instrText>
             </w:r>
             <w:r>
               <w:rPr>
@@ -1069,6 +1069,174 @@
                 <w:webHidden/>
               </w:rPr>
               <w:t>8</w:t>
+            </w:r>
+            <w:r>
+              <w:rPr>
+                <w:noProof/>
+                <w:webHidden/>
+              </w:rPr>
+              <w:fldChar w:fldCharType="end"/>
+            </w:r>
+          </w:hyperlink>
+        </w:p>
+        <w:p>
+          <w:pPr>
+            <w:pStyle w:val="TOC2"/>
+            <w:tabs>
+              <w:tab w:val="left" w:pos="960"/>
+              <w:tab w:val="right" w:leader="dot" w:pos="9350"/>
+            </w:tabs>
+            <w:rPr>
+              <w:rFonts w:eastAsiaTheme="minorEastAsia"/>
+              <w:noProof/>
+            </w:rPr>
+          </w:pPr>
+          <w:hyperlink w:anchor="_Toc233590975" w:history="1">
+            <w:r>
+              <w:rPr>
+                <w:rStyle w:val="Hyperlink"/>
+                <w:noProof/>
+              </w:rPr>
+              <w:t>3.2.</w:t>
+            </w:r>
+            <w:r>
+              <w:rPr>
+                <w:rFonts w:eastAsiaTheme="minorEastAsia"/>
+                <w:noProof/>
+              </w:rPr>
+              <w:tab/>
+            </w:r>
+            <w:r>
+              <w:rPr>
+                <w:rStyle w:val="Hyperlink"/>
+                <w:noProof/>
+              </w:rPr>
+              <w:t>IDEF0 Dekompozicija</w:t>
+            </w:r>
+            <w:r>
+              <w:rPr>
+                <w:noProof/>
+                <w:webHidden/>
+              </w:rPr>
+              <w:tab/>
+            </w:r>
+            <w:r>
+              <w:rPr>
+                <w:noProof/>
+                <w:webHidden/>
+              </w:rPr>
+              <w:fldChar w:fldCharType="begin"/>
+            </w:r>
+            <w:r>
+              <w:rPr>
+                <w:noProof/>
+                <w:webHidden/>
+              </w:rPr>
+              <w:instrText xml:space="preserve"> PAGEREF _Toc233590975 \h </w:instrText>
+            </w:r>
+            <w:r>
+              <w:rPr>
+                <w:noProof/>
+                <w:webHidden/>
+              </w:rPr>
+            </w:r>
+            <w:r>
+              <w:rPr>
+                <w:noProof/>
+                <w:webHidden/>
+              </w:rPr>
+              <w:fldChar w:fldCharType="separate"/>
+            </w:r>
+            <w:r>
+              <w:rPr>
+                <w:noProof/>
+                <w:webHidden/>
+              </w:rPr>
+              <w:t>9</w:t>
+            </w:r>
+            <w:r>
+              <w:rPr>
+                <w:noProof/>
+                <w:webHidden/>
+              </w:rPr>
+              <w:fldChar w:fldCharType="end"/>
+            </w:r>
+          </w:hyperlink>
+        </w:p>
+        <w:p>
+          <w:pPr>
+            <w:pStyle w:val="TOC1"/>
+            <w:tabs>
+              <w:tab w:val="left" w:pos="480"/>
+              <w:tab w:val="right" w:leader="dot" w:pos="9350"/>
+            </w:tabs>
+            <w:rPr>
+              <w:rFonts w:eastAsiaTheme="minorEastAsia"/>
+              <w:noProof/>
+            </w:rPr>
+          </w:pPr>
+          <w:hyperlink w:anchor="_Toc233590976" w:history="1">
+            <w:r>
+              <w:rPr>
+                <w:rStyle w:val="Hyperlink"/>
+                <w:noProof/>
+              </w:rPr>
+              <w:t>4.</w:t>
+            </w:r>
+            <w:r>
+              <w:rPr>
+                <w:rFonts w:eastAsiaTheme="minorEastAsia"/>
+                <w:noProof/>
+              </w:rPr>
+              <w:tab/>
+            </w:r>
+            <w:r>
+              <w:rPr>
+                <w:rStyle w:val="Hyperlink"/>
+                <w:noProof/>
+              </w:rPr>
+              <w:t>MOV ANALIZA</w:t>
+            </w:r>
+            <w:r>
+              <w:rPr>
+                <w:noProof/>
+                <w:webHidden/>
+              </w:rPr>
+              <w:tab/>
+            </w:r>
+            <w:r>
+              <w:rPr>
+                <w:noProof/>
+                <w:webHidden/>
+              </w:rPr>
+              <w:fldChar w:fldCharType="begin"/>
+            </w:r>
+            <w:r>
+              <w:rPr>
+                <w:noProof/>
+                <w:webHidden/>
+              </w:rPr>
+              <w:instrText xml:space="preserve"> PAGEREF _Toc233590976 \h </w:instrText>
+            </w:r>
+            <w:r>
+              <w:rPr>
+                <w:noProof/>
+                <w:webHidden/>
+              </w:rPr>
+            </w:r>
+            <w:r>
+              <w:rPr>
+                <w:noProof/>
+                <w:webHidden/>
+              </w:rPr>
+              <w:fldChar w:fldCharType="separate"/>
+            </w:r>
+            <w:r>
+              <w:rPr>
+                <w:noProof/>
+                <w:webHidden/>
+              </w:rPr>
+              <w:t>10</w:t>
             </w:r>
             <w:r>
               <w:rPr>
@@ -1104,7 +1272,7 @@
           <w:numId w:val="2"/>
         </w:numPr>
       </w:pPr>
-      <w:bookmarkStart w:id="0" w:name="_Toc233588133"/>
+      <w:bookmarkStart w:id="0" w:name="_Toc233590966"/>
       <w:r>
         <w:lastRenderedPageBreak/>
         <w:t>UVOD</w:t>
@@ -2756,7 +2924,7 @@
           <w:numId w:val="2"/>
         </w:numPr>
       </w:pPr>
-      <w:bookmarkStart w:id="1" w:name="_Toc233588134"/>
+      <w:bookmarkStart w:id="1" w:name="_Toc233590967"/>
       <w:r>
         <w:lastRenderedPageBreak/>
         <w:t>SSA ANALIZA</w:t>
@@ -2850,7 +3018,7 @@
           <w:numId w:val="2"/>
         </w:numPr>
       </w:pPr>
-      <w:bookmarkStart w:id="2" w:name="_Toc233588135"/>
+      <w:bookmarkStart w:id="2" w:name="_Toc233590968"/>
       <w:r>
         <w:t>PRVI NIVO DEKOMPOZICIJE</w:t>
       </w:r>
@@ -2974,7 +3142,7 @@
           <w:numId w:val="2"/>
         </w:numPr>
       </w:pPr>
-      <w:bookmarkStart w:id="3" w:name="_Toc233588136"/>
+      <w:bookmarkStart w:id="3" w:name="_Toc233590969"/>
       <w:proofErr w:type="spellStart"/>
       <w:r>
         <w:lastRenderedPageBreak/>
@@ -3117,7 +3285,7 @@
           <w:numId w:val="2"/>
         </w:numPr>
       </w:pPr>
-      <w:bookmarkStart w:id="4" w:name="_Toc233588137"/>
+      <w:bookmarkStart w:id="4" w:name="_Toc233590970"/>
       <w:proofErr w:type="spellStart"/>
       <w:r>
         <w:lastRenderedPageBreak/>
@@ -3262,7 +3430,7 @@
           <w:numId w:val="2"/>
         </w:numPr>
       </w:pPr>
-      <w:bookmarkStart w:id="5" w:name="_Toc233588138"/>
+      <w:bookmarkStart w:id="5" w:name="_Toc233590971"/>
       <w:proofErr w:type="spellStart"/>
       <w:r>
         <w:lastRenderedPageBreak/>
@@ -3400,7 +3568,7 @@
           <w:numId w:val="2"/>
         </w:numPr>
       </w:pPr>
-      <w:bookmarkStart w:id="6" w:name="_Toc233588139"/>
+      <w:bookmarkStart w:id="6" w:name="_Toc233590972"/>
       <w:proofErr w:type="spellStart"/>
       <w:r>
         <w:t>Dekompozicija</w:t>
@@ -3546,7 +3714,7 @@
           <w:numId w:val="2"/>
         </w:numPr>
       </w:pPr>
-      <w:bookmarkStart w:id="7" w:name="_Toc233588140"/>
+      <w:bookmarkStart w:id="7" w:name="_Toc233590973"/>
       <w:r>
         <w:lastRenderedPageBreak/>
         <w:t>IDEF ANALIZA</w:t>
@@ -3561,7 +3729,7 @@
           <w:numId w:val="2"/>
         </w:numPr>
       </w:pPr>
-      <w:bookmarkStart w:id="8" w:name="_Toc233588141"/>
+      <w:bookmarkStart w:id="8" w:name="_Toc233590974"/>
       <w:r>
         <w:t>IDEF0 root</w:t>
       </w:r>
@@ -3653,6 +3821,7 @@
           <w:numId w:val="2"/>
         </w:numPr>
       </w:pPr>
+      <w:bookmarkStart w:id="9" w:name="_Toc233590975"/>
       <w:r>
         <w:lastRenderedPageBreak/>
         <w:t xml:space="preserve">IDEF0 </w:t>
@@ -3661,6 +3830,7 @@
       <w:r>
         <w:t>Dekompozicija</w:t>
       </w:r>
+      <w:bookmarkEnd w:id="9"/>
       <w:proofErr w:type="spellEnd"/>
     </w:p>
     <w:p>
@@ -3741,9 +3911,71 @@
         <w:br w:type="page"/>
       </w:r>
     </w:p>
-    <w:p/>
+    <w:p>
+      <w:pPr>
+        <w:pStyle w:val="Heading1"/>
+        <w:numPr>
+          <w:ilvl w:val="0"/>
+          <w:numId w:val="2"/>
+        </w:numPr>
+      </w:pPr>
+      <w:bookmarkStart w:id="10" w:name="_Toc233590976"/>
+      <w:r>
+        <w:lastRenderedPageBreak/>
+        <w:t>MOV ANALIZA</w:t>
+      </w:r>
+      <w:bookmarkEnd w:id="10"/>
+    </w:p>
+    <w:p>
+      <w:r>
+        <w:rPr>
+          <w:noProof/>
+        </w:rPr>
+        <w:drawing>
+          <wp:inline distT="0" distB="0" distL="0" distR="0" wp14:anchorId="08047FCA" wp14:editId="60EC52B1">
+            <wp:extent cx="5943600" cy="4048760"/>
+            <wp:effectExtent l="0" t="0" r="0" b="8890"/>
+            <wp:docPr id="680881542" name="Picture 1"/>
+            <wp:cNvGraphicFramePr>
+              <a:graphicFrameLocks xmlns:a="http://schemas.openxmlformats.org/drawingml/2006/main" noChangeAspect="1"/>
+            </wp:cNvGraphicFramePr>
+            <a:graphic xmlns:a="http://schemas.openxmlformats.org/drawingml/2006/main">
+              <a:graphicData uri="http://schemas.openxmlformats.org/drawingml/2006/picture">
+                <pic:pic xmlns:pic="http://schemas.openxmlformats.org/drawingml/2006/picture">
+                  <pic:nvPicPr>
+                    <pic:cNvPr id="680881542" name="Picture 680881542"/>
+                    <pic:cNvPicPr/>
+                  </pic:nvPicPr>
+                  <pic:blipFill>
+                    <a:blip r:embed="rId17">
+                      <a:extLst>
+                        <a:ext uri="{28A0092B-C50C-407E-A947-70E740481C1C}">
+                          <a14:useLocalDpi xmlns:a14="http://schemas.microsoft.com/office/drawing/2010/main" val="0"/>
+                        </a:ext>
+                      </a:extLst>
+                    </a:blip>
+                    <a:stretch>
+                      <a:fillRect/>
+                    </a:stretch>
+                  </pic:blipFill>
+                  <pic:spPr>
+                    <a:xfrm>
+                      <a:off x="0" y="0"/>
+                      <a:ext cx="5943600" cy="4048760"/>
+                    </a:xfrm>
+                    <a:prstGeom prst="rect">
+                      <a:avLst/>
+                    </a:prstGeom>
+                  </pic:spPr>
+                </pic:pic>
+              </a:graphicData>
+            </a:graphic>
+          </wp:inline>
+        </w:drawing>
+      </w:r>
+    </w:p>
     <w:sectPr>
-      <w:footerReference w:type="default" r:id="rId17"/>
+      <w:footerReference w:type="default" r:id="rId18"/>
       <w:pgSz w:w="12240" w:h="15840"/>
       <w:pgMar w:top="1440" w:right="1440" w:bottom="1440" w:left="1440" w:header="720" w:footer="720" w:gutter="0"/>
       <w:pgNumType w:start="0"/>
